--- a/EXTERIOR_MASTER_TEMPLATE.docx
+++ b/EXTERIOR_MASTER_TEMPLATE.docx
@@ -201,12 +201,6 @@
         <w:gridCol w:w="7660"/>
       </w:tblGrid>
       <w:tr>
-        <w:tblPrEx>
-          <w:tblCellMar>
-            <w:top w:w="0" w:type="dxa"/>
-            <w:bottom w:w="0" w:type="dxa"/>
-          </w:tblCellMar>
-        </w:tblPrEx>
         <w:tc>
           <w:tcPr>
             <w:tcW w:w="1700" w:type="dxa"/>
@@ -281,12 +275,6 @@
         </w:tc>
       </w:tr>
       <w:tr>
-        <w:tblPrEx>
-          <w:tblCellMar>
-            <w:top w:w="0" w:type="dxa"/>
-            <w:bottom w:w="0" w:type="dxa"/>
-          </w:tblCellMar>
-        </w:tblPrEx>
         <w:tc>
           <w:tcPr>
             <w:tcW w:w="1700" w:type="dxa"/>
@@ -360,12 +348,6 @@
         </w:tc>
       </w:tr>
       <w:tr>
-        <w:tblPrEx>
-          <w:tblCellMar>
-            <w:top w:w="0" w:type="dxa"/>
-            <w:bottom w:w="0" w:type="dxa"/>
-          </w:tblCellMar>
-        </w:tblPrEx>
         <w:tc>
           <w:tcPr>
             <w:tcW w:w="1700" w:type="dxa"/>
@@ -439,12 +421,6 @@
         </w:tc>
       </w:tr>
       <w:tr>
-        <w:tblPrEx>
-          <w:tblCellMar>
-            <w:top w:w="0" w:type="dxa"/>
-            <w:bottom w:w="0" w:type="dxa"/>
-          </w:tblCellMar>
-        </w:tblPrEx>
         <w:tc>
           <w:tcPr>
             <w:tcW w:w="1700" w:type="dxa"/>
@@ -518,12 +494,6 @@
         </w:tc>
       </w:tr>
       <w:tr>
-        <w:tblPrEx>
-          <w:tblCellMar>
-            <w:top w:w="0" w:type="dxa"/>
-            <w:bottom w:w="0" w:type="dxa"/>
-          </w:tblCellMar>
-        </w:tblPrEx>
         <w:tc>
           <w:tcPr>
             <w:tcW w:w="1700" w:type="dxa"/>
@@ -718,12 +688,6 @@
         <w:gridCol w:w="9360"/>
       </w:tblGrid>
       <w:tr>
-        <w:tblPrEx>
-          <w:tblCellMar>
-            <w:top w:w="0" w:type="dxa"/>
-            <w:bottom w:w="0" w:type="dxa"/>
-          </w:tblCellMar>
-        </w:tblPrEx>
         <w:tc>
           <w:tcPr>
             <w:tcW w:w="9360" w:type="dxa"/>
@@ -856,12 +820,6 @@
         <w:gridCol w:w="9360"/>
       </w:tblGrid>
       <w:tr>
-        <w:tblPrEx>
-          <w:tblCellMar>
-            <w:top w:w="0" w:type="dxa"/>
-            <w:bottom w:w="0" w:type="dxa"/>
-          </w:tblCellMar>
-        </w:tblPrEx>
         <w:tc>
           <w:tcPr>
             <w:tcW w:w="9360" w:type="dxa"/>
@@ -1059,12 +1017,6 @@
         <w:gridCol w:w="1960"/>
       </w:tblGrid>
       <w:tr>
-        <w:tblPrEx>
-          <w:tblCellMar>
-            <w:top w:w="0" w:type="dxa"/>
-            <w:bottom w:w="0" w:type="dxa"/>
-          </w:tblCellMar>
-        </w:tblPrEx>
         <w:trPr>
           <w:tblHeader/>
         </w:trPr>
@@ -1251,12 +1203,6 @@
         </w:tc>
       </w:tr>
       <w:tr>
-        <w:tblPrEx>
-          <w:tblCellMar>
-            <w:top w:w="0" w:type="dxa"/>
-            <w:bottom w:w="0" w:type="dxa"/>
-          </w:tblCellMar>
-        </w:tblPrEx>
         <w:tc>
           <w:tcPr>
             <w:tcW w:w="1900" w:type="dxa"/>
@@ -1426,12 +1372,6 @@
         </w:tc>
       </w:tr>
       <w:tr>
-        <w:tblPrEx>
-          <w:tblCellMar>
-            <w:top w:w="0" w:type="dxa"/>
-            <w:bottom w:w="0" w:type="dxa"/>
-          </w:tblCellMar>
-        </w:tblPrEx>
         <w:tc>
           <w:tcPr>
             <w:tcW w:w="1900" w:type="dxa"/>
@@ -1601,12 +1541,6 @@
         </w:tc>
       </w:tr>
       <w:tr>
-        <w:tblPrEx>
-          <w:tblCellMar>
-            <w:top w:w="0" w:type="dxa"/>
-            <w:bottom w:w="0" w:type="dxa"/>
-          </w:tblCellMar>
-        </w:tblPrEx>
         <w:tc>
           <w:tcPr>
             <w:tcW w:w="1900" w:type="dxa"/>
@@ -1776,12 +1710,6 @@
         </w:tc>
       </w:tr>
       <w:tr>
-        <w:tblPrEx>
-          <w:tblCellMar>
-            <w:top w:w="0" w:type="dxa"/>
-            <w:bottom w:w="0" w:type="dxa"/>
-          </w:tblCellMar>
-        </w:tblPrEx>
         <w:tc>
           <w:tcPr>
             <w:tcW w:w="1900" w:type="dxa"/>
@@ -1951,12 +1879,6 @@
         </w:tc>
       </w:tr>
       <w:tr>
-        <w:tblPrEx>
-          <w:tblCellMar>
-            <w:top w:w="0" w:type="dxa"/>
-            <w:bottom w:w="0" w:type="dxa"/>
-          </w:tblCellMar>
-        </w:tblPrEx>
         <w:tc>
           <w:tcPr>
             <w:tcW w:w="1900" w:type="dxa"/>
@@ -2126,12 +2048,6 @@
         </w:tc>
       </w:tr>
       <w:tr>
-        <w:tblPrEx>
-          <w:tblCellMar>
-            <w:top w:w="0" w:type="dxa"/>
-            <w:bottom w:w="0" w:type="dxa"/>
-          </w:tblCellMar>
-        </w:tblPrEx>
         <w:tc>
           <w:tcPr>
             <w:tcW w:w="1900" w:type="dxa"/>
@@ -2374,12 +2290,6 @@
         <w:gridCol w:w="1960"/>
       </w:tblGrid>
       <w:tr>
-        <w:tblPrEx>
-          <w:tblCellMar>
-            <w:top w:w="0" w:type="dxa"/>
-            <w:bottom w:w="0" w:type="dxa"/>
-          </w:tblCellMar>
-        </w:tblPrEx>
         <w:trPr>
           <w:tblHeader/>
         </w:trPr>
@@ -2565,12 +2475,6 @@
         </w:tc>
       </w:tr>
       <w:tr>
-        <w:tblPrEx>
-          <w:tblCellMar>
-            <w:top w:w="0" w:type="dxa"/>
-            <w:bottom w:w="0" w:type="dxa"/>
-          </w:tblCellMar>
-        </w:tblPrEx>
         <w:tc>
           <w:tcPr>
             <w:tcW w:w="1900" w:type="dxa"/>
@@ -2740,12 +2644,6 @@
         </w:tc>
       </w:tr>
       <w:tr>
-        <w:tblPrEx>
-          <w:tblCellMar>
-            <w:top w:w="0" w:type="dxa"/>
-            <w:bottom w:w="0" w:type="dxa"/>
-          </w:tblCellMar>
-        </w:tblPrEx>
         <w:tc>
           <w:tcPr>
             <w:tcW w:w="1900" w:type="dxa"/>
@@ -2915,12 +2813,6 @@
         </w:tc>
       </w:tr>
       <w:tr>
-        <w:tblPrEx>
-          <w:tblCellMar>
-            <w:top w:w="0" w:type="dxa"/>
-            <w:bottom w:w="0" w:type="dxa"/>
-          </w:tblCellMar>
-        </w:tblPrEx>
         <w:tc>
           <w:tcPr>
             <w:tcW w:w="1900" w:type="dxa"/>
@@ -3090,12 +2982,6 @@
         </w:tc>
       </w:tr>
       <w:tr>
-        <w:tblPrEx>
-          <w:tblCellMar>
-            <w:top w:w="0" w:type="dxa"/>
-            <w:bottom w:w="0" w:type="dxa"/>
-          </w:tblCellMar>
-        </w:tblPrEx>
         <w:tc>
           <w:tcPr>
             <w:tcW w:w="1900" w:type="dxa"/>
@@ -3338,12 +3224,6 @@
         <w:gridCol w:w="1960"/>
       </w:tblGrid>
       <w:tr>
-        <w:tblPrEx>
-          <w:tblCellMar>
-            <w:top w:w="0" w:type="dxa"/>
-            <w:bottom w:w="0" w:type="dxa"/>
-          </w:tblCellMar>
-        </w:tblPrEx>
         <w:trPr>
           <w:tblHeader/>
         </w:trPr>
@@ -3529,12 +3409,6 @@
         </w:tc>
       </w:tr>
       <w:tr>
-        <w:tblPrEx>
-          <w:tblCellMar>
-            <w:top w:w="0" w:type="dxa"/>
-            <w:bottom w:w="0" w:type="dxa"/>
-          </w:tblCellMar>
-        </w:tblPrEx>
         <w:tc>
           <w:tcPr>
             <w:tcW w:w="1900" w:type="dxa"/>
@@ -3704,12 +3578,6 @@
         </w:tc>
       </w:tr>
       <w:tr>
-        <w:tblPrEx>
-          <w:tblCellMar>
-            <w:top w:w="0" w:type="dxa"/>
-            <w:bottom w:w="0" w:type="dxa"/>
-          </w:tblCellMar>
-        </w:tblPrEx>
         <w:tc>
           <w:tcPr>
             <w:tcW w:w="1900" w:type="dxa"/>
@@ -3879,12 +3747,6 @@
         </w:tc>
       </w:tr>
       <w:tr>
-        <w:tblPrEx>
-          <w:tblCellMar>
-            <w:top w:w="0" w:type="dxa"/>
-            <w:bottom w:w="0" w:type="dxa"/>
-          </w:tblCellMar>
-        </w:tblPrEx>
         <w:tc>
           <w:tcPr>
             <w:tcW w:w="1900" w:type="dxa"/>
@@ -4127,12 +3989,6 @@
         <w:gridCol w:w="1960"/>
       </w:tblGrid>
       <w:tr>
-        <w:tblPrEx>
-          <w:tblCellMar>
-            <w:top w:w="0" w:type="dxa"/>
-            <w:bottom w:w="0" w:type="dxa"/>
-          </w:tblCellMar>
-        </w:tblPrEx>
         <w:trPr>
           <w:tblHeader/>
         </w:trPr>
@@ -4318,12 +4174,6 @@
         </w:tc>
       </w:tr>
       <w:tr>
-        <w:tblPrEx>
-          <w:tblCellMar>
-            <w:top w:w="0" w:type="dxa"/>
-            <w:bottom w:w="0" w:type="dxa"/>
-          </w:tblCellMar>
-        </w:tblPrEx>
         <w:tc>
           <w:tcPr>
             <w:tcW w:w="1900" w:type="dxa"/>
@@ -4493,12 +4343,6 @@
         </w:tc>
       </w:tr>
       <w:tr>
-        <w:tblPrEx>
-          <w:tblCellMar>
-            <w:top w:w="0" w:type="dxa"/>
-            <w:bottom w:w="0" w:type="dxa"/>
-          </w:tblCellMar>
-        </w:tblPrEx>
         <w:tc>
           <w:tcPr>
             <w:tcW w:w="1900" w:type="dxa"/>
@@ -4668,12 +4512,6 @@
         </w:tc>
       </w:tr>
       <w:tr>
-        <w:tblPrEx>
-          <w:tblCellMar>
-            <w:top w:w="0" w:type="dxa"/>
-            <w:bottom w:w="0" w:type="dxa"/>
-          </w:tblCellMar>
-        </w:tblPrEx>
         <w:tc>
           <w:tcPr>
             <w:tcW w:w="1900" w:type="dxa"/>
@@ -4844,12 +4682,6 @@
         </w:tc>
       </w:tr>
       <w:tr>
-        <w:tblPrEx>
-          <w:tblCellMar>
-            <w:top w:w="0" w:type="dxa"/>
-            <w:bottom w:w="0" w:type="dxa"/>
-          </w:tblCellMar>
-        </w:tblPrEx>
         <w:tc>
           <w:tcPr>
             <w:tcW w:w="1900" w:type="dxa"/>
@@ -5066,12 +4898,6 @@
         <w:gridCol w:w="9360"/>
       </w:tblGrid>
       <w:tr>
-        <w:tblPrEx>
-          <w:tblCellMar>
-            <w:top w:w="0" w:type="dxa"/>
-            <w:bottom w:w="0" w:type="dxa"/>
-          </w:tblCellMar>
-        </w:tblPrEx>
         <w:tc>
           <w:tcPr>
             <w:tcW w:w="9360" w:type="dxa"/>
@@ -5197,12 +5023,6 @@
         <w:gridCol w:w="3120"/>
       </w:tblGrid>
       <w:tr>
-        <w:tblPrEx>
-          <w:tblCellMar>
-            <w:top w:w="0" w:type="dxa"/>
-            <w:bottom w:w="0" w:type="dxa"/>
-          </w:tblCellMar>
-        </w:tblPrEx>
         <w:tc>
           <w:tcPr>
             <w:tcW w:w="3120" w:type="dxa"/>
@@ -5391,12 +5211,6 @@
         <w:gridCol w:w="4680"/>
       </w:tblGrid>
       <w:tr>
-        <w:tblPrEx>
-          <w:tblCellMar>
-            <w:top w:w="0" w:type="dxa"/>
-            <w:bottom w:w="0" w:type="dxa"/>
-          </w:tblCellMar>
-        </w:tblPrEx>
         <w:tc>
           <w:tcPr>
             <w:tcW w:w="4680" w:type="dxa"/>
@@ -5875,12 +5689,6 @@
         <w:gridCol w:w="2860"/>
       </w:tblGrid>
       <w:tr>
-        <w:tblPrEx>
-          <w:tblCellMar>
-            <w:top w:w="0" w:type="dxa"/>
-            <w:bottom w:w="0" w:type="dxa"/>
-          </w:tblCellMar>
-        </w:tblPrEx>
         <w:tc>
           <w:tcPr>
             <w:tcW w:w="6500" w:type="dxa"/>
@@ -5956,12 +5764,6 @@
         </w:tc>
       </w:tr>
       <w:tr>
-        <w:tblPrEx>
-          <w:tblCellMar>
-            <w:top w:w="0" w:type="dxa"/>
-            <w:bottom w:w="0" w:type="dxa"/>
-          </w:tblCellMar>
-        </w:tblPrEx>
         <w:tc>
           <w:tcPr>
             <w:tcW w:w="6500" w:type="dxa"/>
@@ -6035,12 +5837,6 @@
         </w:tc>
       </w:tr>
       <w:tr>
-        <w:tblPrEx>
-          <w:tblCellMar>
-            <w:top w:w="0" w:type="dxa"/>
-            <w:bottom w:w="0" w:type="dxa"/>
-          </w:tblCellMar>
-        </w:tblPrEx>
         <w:tc>
           <w:tcPr>
             <w:tcW w:w="6500" w:type="dxa"/>
@@ -6128,12 +5924,6 @@
         </w:tc>
       </w:tr>
       <w:tr>
-        <w:tblPrEx>
-          <w:tblCellMar>
-            <w:top w:w="0" w:type="dxa"/>
-            <w:bottom w:w="0" w:type="dxa"/>
-          </w:tblCellMar>
-        </w:tblPrEx>
         <w:tc>
           <w:tcPr>
             <w:tcW w:w="6500" w:type="dxa"/>
@@ -6203,12 +5993,6 @@
         </w:tc>
       </w:tr>
       <w:tr>
-        <w:tblPrEx>
-          <w:tblCellMar>
-            <w:top w:w="0" w:type="dxa"/>
-            <w:bottom w:w="0" w:type="dxa"/>
-          </w:tblCellMar>
-        </w:tblPrEx>
         <w:tc>
           <w:tcPr>
             <w:tcW w:w="6500" w:type="dxa"/>
@@ -6282,12 +6066,6 @@
         </w:tc>
       </w:tr>
       <w:tr>
-        <w:tblPrEx>
-          <w:tblCellMar>
-            <w:top w:w="0" w:type="dxa"/>
-            <w:bottom w:w="0" w:type="dxa"/>
-          </w:tblCellMar>
-        </w:tblPrEx>
         <w:tc>
           <w:tcPr>
             <w:tcW w:w="6500" w:type="dxa"/>
@@ -6357,12 +6135,6 @@
         </w:tc>
       </w:tr>
       <w:tr>
-        <w:tblPrEx>
-          <w:tblCellMar>
-            <w:top w:w="0" w:type="dxa"/>
-            <w:bottom w:w="0" w:type="dxa"/>
-          </w:tblCellMar>
-        </w:tblPrEx>
         <w:tc>
           <w:tcPr>
             <w:tcW w:w="6500" w:type="dxa"/>
@@ -6571,301 +6343,1623 @@
         </w:rPr>
       </w:pPr>
     </w:p>
-    <w:tbl>
-      <w:tblPr>
-        <w:tblW w:w="9360" w:type="dxa"/>
-        <w:tblBorders>
-          <w:top w:val="single" w:sz="4" w:space="0" w:color="auto"/>
-          <w:left w:val="single" w:sz="4" w:space="0" w:color="auto"/>
-          <w:bottom w:val="single" w:sz="4" w:space="0" w:color="auto"/>
-          <w:right w:val="single" w:sz="4" w:space="0" w:color="auto"/>
-          <w:insideH w:val="single" w:sz="4" w:space="0" w:color="auto"/>
-          <w:insideV w:val="single" w:sz="4" w:space="0" w:color="auto"/>
-        </w:tblBorders>
-        <w:tblCellMar>
-          <w:left w:w="10" w:type="dxa"/>
-          <w:right w:w="10" w:type="dxa"/>
-        </w:tblCellMar>
-        <w:tblLook w:val="04A0" w:firstRow="1" w:lastRow="0" w:firstColumn="1" w:lastColumn="0" w:noHBand="0" w:noVBand="1"/>
-      </w:tblPr>
-      <w:tblGrid>
-        <w:gridCol w:w="4500"/>
-        <w:gridCol w:w="360"/>
-        <w:gridCol w:w="4500"/>
-      </w:tblGrid>
-      <w:tr>
-        <w:tblPrEx>
-          <w:tblCellMar>
-            <w:top w:w="0" w:type="dxa"/>
-            <w:bottom w:w="0" w:type="dxa"/>
-          </w:tblCellMar>
-        </w:tblPrEx>
-        <w:tc>
-          <w:tcPr>
-            <w:tcW w:w="4500" w:type="dxa"/>
-            <w:tcBorders>
-              <w:top w:val="none" w:sz="0" w:space="0" w:color="FFFFFF"/>
-              <w:left w:val="none" w:sz="0" w:space="0" w:color="FFFFFF"/>
-              <w:bottom w:val="none" w:sz="0" w:space="0" w:color="FFFFFF"/>
-              <w:right w:val="none" w:sz="0" w:space="0" w:color="FFFFFF"/>
-            </w:tcBorders>
-          </w:tcPr>
-          <w:p>
-            <w:pPr>
-              <w:spacing w:after="20"/>
-              <w:rPr>
-                <w:rFonts w:ascii="Calibri" w:hAnsi="Calibri" w:cs="Calibri"/>
-              </w:rPr>
-            </w:pPr>
-            <w:r>
-              <w:rPr>
-                <w:rFonts w:ascii="Calibri" w:eastAsia="Arial" w:hAnsi="Calibri" w:cs="Calibri"/>
-                <w:b/>
-                <w:bCs/>
-                <w:sz w:val="22"/>
-                <w:szCs w:val="22"/>
-              </w:rPr>
-              <w:t>Client Name</w:t>
-            </w:r>
-          </w:p>
-          <w:p>
-            <w:pPr>
-              <w:pBdr>
-                <w:bottom w:val="single" w:sz="4" w:space="0" w:color="333333"/>
-              </w:pBdr>
-              <w:spacing w:before="200" w:after="80"/>
-              <w:rPr>
-                <w:rFonts w:ascii="Calibri" w:hAnsi="Calibri" w:cs="Calibri"/>
-              </w:rPr>
-            </w:pPr>
-            <w:r>
-              <w:rPr>
-                <w:rFonts w:ascii="Calibri" w:eastAsia="Arial" w:hAnsi="Calibri" w:cs="Calibri"/>
-                <w:sz w:val="22"/>
-                <w:szCs w:val="22"/>
-              </w:rPr>
-              <w:t xml:space="preserve"> </w:t>
-            </w:r>
-          </w:p>
-          <w:p>
-            <w:pPr>
-              <w:spacing w:after="20"/>
-              <w:rPr>
-                <w:rFonts w:ascii="Calibri" w:hAnsi="Calibri" w:cs="Calibri"/>
-              </w:rPr>
-            </w:pPr>
-            <w:r>
-              <w:rPr>
-                <w:rFonts w:ascii="Calibri" w:eastAsia="Arial" w:hAnsi="Calibri" w:cs="Calibri"/>
-                <w:color w:val="555555"/>
-              </w:rPr>
-              <w:t>Client Signature</w:t>
-            </w:r>
-          </w:p>
-          <w:p>
-            <w:pPr>
-              <w:pBdr>
-                <w:bottom w:val="single" w:sz="4" w:space="0" w:color="333333"/>
-              </w:pBdr>
-              <w:spacing w:before="200" w:after="80"/>
-              <w:rPr>
-                <w:rFonts w:ascii="Calibri" w:hAnsi="Calibri" w:cs="Calibri"/>
-              </w:rPr>
-            </w:pPr>
-            <w:r>
-              <w:rPr>
-                <w:rFonts w:ascii="Calibri" w:eastAsia="Arial" w:hAnsi="Calibri" w:cs="Calibri"/>
-                <w:sz w:val="22"/>
-                <w:szCs w:val="22"/>
-              </w:rPr>
-              <w:t xml:space="preserve"> </w:t>
-            </w:r>
-          </w:p>
-          <w:p>
-            <w:pPr>
-              <w:spacing w:before="200"/>
-              <w:rPr>
-                <w:rFonts w:ascii="Calibri" w:hAnsi="Calibri" w:cs="Calibri"/>
-              </w:rPr>
-            </w:pPr>
-          </w:p>
-          <w:p>
-            <w:pPr>
-              <w:pBdr>
-                <w:bottom w:val="single" w:sz="4" w:space="0" w:color="333333"/>
-              </w:pBdr>
-              <w:spacing w:after="60"/>
-              <w:rPr>
-                <w:rFonts w:ascii="Calibri" w:hAnsi="Calibri" w:cs="Calibri"/>
-              </w:rPr>
-            </w:pPr>
-            <w:r>
-              <w:rPr>
-                <w:rFonts w:ascii="Calibri" w:eastAsia="Arial" w:hAnsi="Calibri" w:cs="Calibri"/>
-                <w:sz w:val="22"/>
-                <w:szCs w:val="22"/>
-              </w:rPr>
-              <w:t xml:space="preserve"> </w:t>
-            </w:r>
-          </w:p>
-          <w:p>
-            <w:pPr>
-              <w:rPr>
-                <w:rFonts w:ascii="Calibri" w:hAnsi="Calibri" w:cs="Calibri"/>
-              </w:rPr>
-            </w:pPr>
-            <w:r>
-              <w:rPr>
-                <w:rFonts w:ascii="Calibri" w:eastAsia="Arial" w:hAnsi="Calibri" w:cs="Calibri"/>
-                <w:color w:val="555555"/>
-              </w:rPr>
-              <w:t>Date</w:t>
-            </w:r>
-          </w:p>
-        </w:tc>
-        <w:tc>
-          <w:tcPr>
-            <w:tcW w:w="360" w:type="dxa"/>
-            <w:tcBorders>
-              <w:top w:val="none" w:sz="0" w:space="0" w:color="FFFFFF"/>
-              <w:left w:val="none" w:sz="0" w:space="0" w:color="FFFFFF"/>
-              <w:bottom w:val="none" w:sz="0" w:space="0" w:color="FFFFFF"/>
-              <w:right w:val="none" w:sz="0" w:space="0" w:color="FFFFFF"/>
-            </w:tcBorders>
-          </w:tcPr>
-          <w:p>
-            <w:pPr>
-              <w:rPr>
-                <w:rFonts w:ascii="Calibri" w:hAnsi="Calibri" w:cs="Calibri"/>
-              </w:rPr>
-            </w:pPr>
-          </w:p>
-        </w:tc>
-        <w:tc>
-          <w:tcPr>
-            <w:tcW w:w="4500" w:type="dxa"/>
-            <w:tcBorders>
-              <w:top w:val="none" w:sz="0" w:space="0" w:color="FFFFFF"/>
-              <w:left w:val="none" w:sz="0" w:space="0" w:color="FFFFFF"/>
-              <w:bottom w:val="none" w:sz="0" w:space="0" w:color="FFFFFF"/>
-              <w:right w:val="none" w:sz="0" w:space="0" w:color="FFFFFF"/>
-            </w:tcBorders>
-          </w:tcPr>
-          <w:p>
-            <w:pPr>
-              <w:spacing w:after="20"/>
-              <w:rPr>
-                <w:rFonts w:ascii="Calibri" w:hAnsi="Calibri" w:cs="Calibri"/>
-              </w:rPr>
-            </w:pPr>
-            <w:r>
-              <w:rPr>
-                <w:rFonts w:ascii="Calibri" w:eastAsia="Arial" w:hAnsi="Calibri" w:cs="Calibri"/>
-                <w:b/>
-                <w:bCs/>
-                <w:sz w:val="22"/>
-                <w:szCs w:val="22"/>
-              </w:rPr>
-              <w:t>Contractor</w:t>
-            </w:r>
-          </w:p>
-          <w:p>
-            <w:pPr>
-              <w:pBdr>
-                <w:bottom w:val="single" w:sz="4" w:space="0" w:color="333333"/>
-              </w:pBdr>
-              <w:spacing w:before="200" w:after="80"/>
-              <w:rPr>
-                <w:rFonts w:ascii="Calibri" w:hAnsi="Calibri" w:cs="Calibri"/>
-              </w:rPr>
-            </w:pPr>
-            <w:r>
-              <w:rPr>
-                <w:rFonts w:ascii="Calibri" w:eastAsia="Arial" w:hAnsi="Calibri" w:cs="Calibri"/>
-                <w:sz w:val="22"/>
-                <w:szCs w:val="22"/>
-              </w:rPr>
-              <w:t xml:space="preserve"> </w:t>
-            </w:r>
-          </w:p>
-          <w:p>
-            <w:pPr>
-              <w:spacing w:after="20"/>
-              <w:rPr>
-                <w:rFonts w:ascii="Calibri" w:hAnsi="Calibri" w:cs="Calibri"/>
-              </w:rPr>
-            </w:pPr>
-            <w:r>
-              <w:rPr>
-                <w:rFonts w:ascii="Calibri" w:eastAsia="Arial" w:hAnsi="Calibri" w:cs="Calibri"/>
-                <w:color w:val="555555"/>
-              </w:rPr>
-              <w:t>Authorized Signature</w:t>
-            </w:r>
-          </w:p>
-          <w:p>
-            <w:pPr>
-              <w:pBdr>
-                <w:bottom w:val="single" w:sz="4" w:space="0" w:color="333333"/>
-              </w:pBdr>
-              <w:spacing w:before="200" w:after="80"/>
-              <w:rPr>
-                <w:rFonts w:ascii="Calibri" w:hAnsi="Calibri" w:cs="Calibri"/>
-              </w:rPr>
-            </w:pPr>
-            <w:r>
-              <w:rPr>
-                <w:rFonts w:ascii="Calibri" w:eastAsia="Arial" w:hAnsi="Calibri" w:cs="Calibri"/>
-                <w:sz w:val="22"/>
-                <w:szCs w:val="22"/>
-              </w:rPr>
-              <w:t xml:space="preserve"> </w:t>
-            </w:r>
-          </w:p>
-          <w:p>
-            <w:pPr>
-              <w:spacing w:before="200"/>
-              <w:rPr>
-                <w:rFonts w:ascii="Calibri" w:hAnsi="Calibri" w:cs="Calibri"/>
-              </w:rPr>
-            </w:pPr>
-          </w:p>
-          <w:p>
-            <w:pPr>
-              <w:pBdr>
-                <w:bottom w:val="single" w:sz="4" w:space="0" w:color="333333"/>
-              </w:pBdr>
-              <w:spacing w:after="60"/>
-              <w:rPr>
-                <w:rFonts w:ascii="Calibri" w:hAnsi="Calibri" w:cs="Calibri"/>
-              </w:rPr>
-            </w:pPr>
-            <w:r>
-              <w:rPr>
-                <w:rFonts w:ascii="Calibri" w:eastAsia="Arial" w:hAnsi="Calibri" w:cs="Calibri"/>
-                <w:sz w:val="22"/>
-                <w:szCs w:val="22"/>
-              </w:rPr>
-              <w:t xml:space="preserve"> </w:t>
-            </w:r>
-          </w:p>
-          <w:p>
-            <w:pPr>
-              <w:rPr>
-                <w:rFonts w:ascii="Calibri" w:hAnsi="Calibri" w:cs="Calibri"/>
-              </w:rPr>
-            </w:pPr>
-            <w:r>
-              <w:rPr>
-                <w:rFonts w:ascii="Calibri" w:eastAsia="Arial" w:hAnsi="Calibri" w:cs="Calibri"/>
-                <w:color w:val="555555"/>
-              </w:rPr>
-              <w:t>Date</w:t>
-            </w:r>
-          </w:p>
-        </w:tc>
-      </w:tr>
-    </w:tbl>
+    <w:p>
+      <w:pPr>
+        <w:rPr>
+          <w:sz w:val="24"/>
+          <w:szCs w:val="24"/>
+        </w:rPr>
+      </w:pPr>
+    </w:p>
+    <w:p>
+      <w:pPr>
+        <w:tabs>
+          <w:tab w:val="center" w:pos="5699"/>
+        </w:tabs>
+        <w:spacing w:line="259" w:lineRule="auto"/>
+      </w:pPr>
+      <w:r>
+        <w:t xml:space="preserve"> </w:t>
+      </w:r>
+      <w:r>
+        <w:tab/>
+        <w:t xml:space="preserve">Carlos A. Zabarburu </w:t>
+      </w:r>
+    </w:p>
+    <w:p>
+      <w:pPr>
+        <w:spacing w:after="365" w:line="259" w:lineRule="auto"/>
+        <w:ind w:left="15"/>
+      </w:pPr>
+      <w:r>
+        <w:rPr>
+          <w:noProof/>
+        </w:rPr>
+        <mc:AlternateContent>
+          <mc:Choice Requires="wpg">
+            <w:drawing>
+              <wp:inline distT="0" distB="0" distL="0" distR="0" wp14:anchorId="2C191EE8" wp14:editId="07F92654">
+                <wp:extent cx="5921375" cy="1005339"/>
+                <wp:effectExtent l="0" t="0" r="9525" b="0"/>
+                <wp:docPr id="10124" name="Group 30"/>
+                <wp:cNvGraphicFramePr>
+                  <a:graphicFrameLocks xmlns:a="http://schemas.openxmlformats.org/drawingml/2006/main"/>
+                </wp:cNvGraphicFramePr>
+                <a:graphic xmlns:a="http://schemas.openxmlformats.org/drawingml/2006/main">
+                  <a:graphicData uri="http://schemas.microsoft.com/office/word/2010/wordprocessingGroup">
+                    <wpg:wgp>
+                      <wpg:cNvGrpSpPr>
+                        <a:grpSpLocks/>
+                      </wpg:cNvGrpSpPr>
+                      <wpg:grpSpPr>
+                        <a:xfrm>
+                          <a:off x="0" y="0"/>
+                          <a:ext cx="5921375" cy="1005339"/>
+                          <a:chOff x="0" y="0"/>
+                          <a:chExt cx="5921375" cy="1073955"/>
+                        </a:xfrm>
+                      </wpg:grpSpPr>
+                      <wps:wsp>
+                        <wps:cNvPr id="1713" name="Shape 1713"/>
+                        <wps:cNvSpPr>
+                          <a:spLocks/>
+                        </wps:cNvSpPr>
+                        <wps:spPr>
+                          <a:xfrm>
+                            <a:off x="3175" y="0"/>
+                            <a:ext cx="2832100" cy="0"/>
+                          </a:xfrm>
+                          <a:custGeom>
+                            <a:avLst/>
+                            <a:gdLst/>
+                            <a:ahLst/>
+                            <a:cxnLst/>
+                            <a:rect l="0" t="0" r="0" b="0"/>
+                            <a:pathLst>
+                              <a:path w="2832100">
+                                <a:moveTo>
+                                  <a:pt x="0" y="0"/>
+                                </a:moveTo>
+                                <a:lnTo>
+                                  <a:pt x="2832100" y="0"/>
+                                </a:lnTo>
+                              </a:path>
+                            </a:pathLst>
+                          </a:custGeom>
+                          <a:noFill/>
+                          <a:ln w="12700" cap="flat" cmpd="sng" algn="ctr">
+                            <a:solidFill>
+                              <a:srgbClr val="000000"/>
+                            </a:solidFill>
+                            <a:prstDash val="solid"/>
+                            <a:miter lim="127000"/>
+                          </a:ln>
+                          <a:effectLst/>
+                        </wps:spPr>
+                        <wps:bodyPr/>
+                      </wps:wsp>
+                      <wps:wsp>
+                        <wps:cNvPr id="1714" name="Shape 1714"/>
+                        <wps:cNvSpPr>
+                          <a:spLocks/>
+                        </wps:cNvSpPr>
+                        <wps:spPr>
+                          <a:xfrm>
+                            <a:off x="3175" y="863603"/>
+                            <a:ext cx="2832100" cy="0"/>
+                          </a:xfrm>
+                          <a:custGeom>
+                            <a:avLst/>
+                            <a:gdLst/>
+                            <a:ahLst/>
+                            <a:cxnLst/>
+                            <a:rect l="0" t="0" r="0" b="0"/>
+                            <a:pathLst>
+                              <a:path w="2832100">
+                                <a:moveTo>
+                                  <a:pt x="0" y="0"/>
+                                </a:moveTo>
+                                <a:lnTo>
+                                  <a:pt x="2832100" y="0"/>
+                                </a:lnTo>
+                              </a:path>
+                            </a:pathLst>
+                          </a:custGeom>
+                          <a:noFill/>
+                          <a:ln w="12700" cap="flat" cmpd="sng" algn="ctr">
+                            <a:solidFill>
+                              <a:srgbClr val="000000"/>
+                            </a:solidFill>
+                            <a:prstDash val="solid"/>
+                            <a:miter lim="127000"/>
+                          </a:ln>
+                          <a:effectLst/>
+                        </wps:spPr>
+                        <wps:bodyPr/>
+                      </wps:wsp>
+                      <wps:wsp>
+                        <wps:cNvPr id="1716" name="Shape 1716"/>
+                        <wps:cNvSpPr>
+                          <a:spLocks/>
+                        </wps:cNvSpPr>
+                        <wps:spPr>
+                          <a:xfrm>
+                            <a:off x="3089275" y="0"/>
+                            <a:ext cx="2832100" cy="0"/>
+                          </a:xfrm>
+                          <a:custGeom>
+                            <a:avLst/>
+                            <a:gdLst/>
+                            <a:ahLst/>
+                            <a:cxnLst/>
+                            <a:rect l="0" t="0" r="0" b="0"/>
+                            <a:pathLst>
+                              <a:path w="2832100">
+                                <a:moveTo>
+                                  <a:pt x="0" y="0"/>
+                                </a:moveTo>
+                                <a:lnTo>
+                                  <a:pt x="2832100" y="0"/>
+                                </a:lnTo>
+                              </a:path>
+                            </a:pathLst>
+                          </a:custGeom>
+                          <a:noFill/>
+                          <a:ln w="12700" cap="flat" cmpd="sng" algn="ctr">
+                            <a:solidFill>
+                              <a:srgbClr val="000000"/>
+                            </a:solidFill>
+                            <a:prstDash val="solid"/>
+                            <a:miter lim="127000"/>
+                          </a:ln>
+                          <a:effectLst/>
+                        </wps:spPr>
+                        <wps:bodyPr/>
+                      </wps:wsp>
+                      <wps:wsp>
+                        <wps:cNvPr id="1717" name="Shape 1717"/>
+                        <wps:cNvSpPr>
+                          <a:spLocks/>
+                        </wps:cNvSpPr>
+                        <wps:spPr>
+                          <a:xfrm>
+                            <a:off x="3089275" y="863603"/>
+                            <a:ext cx="2832100" cy="0"/>
+                          </a:xfrm>
+                          <a:custGeom>
+                            <a:avLst/>
+                            <a:gdLst/>
+                            <a:ahLst/>
+                            <a:cxnLst/>
+                            <a:rect l="0" t="0" r="0" b="0"/>
+                            <a:pathLst>
+                              <a:path w="2832100">
+                                <a:moveTo>
+                                  <a:pt x="0" y="0"/>
+                                </a:moveTo>
+                                <a:lnTo>
+                                  <a:pt x="2832100" y="0"/>
+                                </a:lnTo>
+                              </a:path>
+                            </a:pathLst>
+                          </a:custGeom>
+                          <a:noFill/>
+                          <a:ln w="12700" cap="flat" cmpd="sng" algn="ctr">
+                            <a:solidFill>
+                              <a:srgbClr val="000000"/>
+                            </a:solidFill>
+                            <a:prstDash val="solid"/>
+                            <a:miter lim="127000"/>
+                          </a:ln>
+                          <a:effectLst/>
+                        </wps:spPr>
+                        <wps:bodyPr/>
+                      </wps:wsp>
+                      <wps:wsp>
+                        <wps:cNvPr id="1805" name="Rectangle 1805"/>
+                        <wps:cNvSpPr>
+                          <a:spLocks/>
+                        </wps:cNvSpPr>
+                        <wps:spPr>
+                          <a:xfrm>
+                            <a:off x="0" y="54460"/>
+                            <a:ext cx="364534" cy="154840"/>
+                          </a:xfrm>
+                          <a:prstGeom prst="rect">
+                            <a:avLst/>
+                          </a:prstGeom>
+                          <a:ln>
+                            <a:noFill/>
+                          </a:ln>
+                        </wps:spPr>
+                        <wps:txbx>
+                          <w:txbxContent>
+                            <w:p>
+                              <w:pPr>
+                                <w:spacing w:after="160" w:line="259" w:lineRule="auto"/>
+                              </w:pPr>
+                              <w:r>
+                                <w:rPr>
+                                  <w:b/>
+                                  <w:sz w:val="18"/>
+                                </w:rPr>
+                                <w:t>Client</w:t>
+                              </w:r>
+                            </w:p>
+                          </w:txbxContent>
+                        </wps:txbx>
+                        <wps:bodyPr horzOverflow="overflow" vert="horz" lIns="0" tIns="0" rIns="0" bIns="0" rtlCol="0">
+                          <a:noAutofit/>
+                        </wps:bodyPr>
+                      </wps:wsp>
+                      <wps:wsp>
+                        <wps:cNvPr id="1806" name="Rectangle 1806"/>
+                        <wps:cNvSpPr>
+                          <a:spLocks/>
+                        </wps:cNvSpPr>
+                        <wps:spPr>
+                          <a:xfrm>
+                            <a:off x="274086" y="54460"/>
+                            <a:ext cx="34368" cy="154840"/>
+                          </a:xfrm>
+                          <a:prstGeom prst="rect">
+                            <a:avLst/>
+                          </a:prstGeom>
+                          <a:ln>
+                            <a:noFill/>
+                          </a:ln>
+                        </wps:spPr>
+                        <wps:txbx>
+                          <w:txbxContent>
+                            <w:p>
+                              <w:pPr>
+                                <w:spacing w:after="160" w:line="259" w:lineRule="auto"/>
+                              </w:pPr>
+                              <w:r>
+                                <w:rPr>
+                                  <w:b/>
+                                  <w:sz w:val="18"/>
+                                </w:rPr>
+                                <w:t xml:space="preserve"> </w:t>
+                              </w:r>
+                            </w:p>
+                          </w:txbxContent>
+                        </wps:txbx>
+                        <wps:bodyPr horzOverflow="overflow" vert="horz" lIns="0" tIns="0" rIns="0" bIns="0" rtlCol="0">
+                          <a:noAutofit/>
+                        </wps:bodyPr>
+                      </wps:wsp>
+                      <wps:wsp>
+                        <wps:cNvPr id="1807" name="Rectangle 1807"/>
+                        <wps:cNvSpPr>
+                          <a:spLocks/>
+                        </wps:cNvSpPr>
+                        <wps:spPr>
+                          <a:xfrm>
+                            <a:off x="341661" y="54460"/>
+                            <a:ext cx="375371" cy="154840"/>
+                          </a:xfrm>
+                          <a:prstGeom prst="rect">
+                            <a:avLst/>
+                          </a:prstGeom>
+                          <a:ln>
+                            <a:noFill/>
+                          </a:ln>
+                        </wps:spPr>
+                        <wps:txbx>
+                          <w:txbxContent>
+                            <w:p>
+                              <w:pPr>
+                                <w:spacing w:after="160" w:line="259" w:lineRule="auto"/>
+                              </w:pPr>
+                              <w:r>
+                                <w:rPr>
+                                  <w:b/>
+                                  <w:sz w:val="18"/>
+                                </w:rPr>
+                                <w:t>Name</w:t>
+                              </w:r>
+                            </w:p>
+                          </w:txbxContent>
+                        </wps:txbx>
+                        <wps:bodyPr horzOverflow="overflow" vert="horz" lIns="0" tIns="0" rIns="0" bIns="0" rtlCol="0">
+                          <a:noAutofit/>
+                        </wps:bodyPr>
+                      </wps:wsp>
+                      <wps:wsp>
+                        <wps:cNvPr id="1808" name="Rectangle 1808"/>
+                        <wps:cNvSpPr>
+                          <a:spLocks/>
+                        </wps:cNvSpPr>
+                        <wps:spPr>
+                          <a:xfrm>
+                            <a:off x="582160" y="54460"/>
+                            <a:ext cx="34368" cy="154840"/>
+                          </a:xfrm>
+                          <a:prstGeom prst="rect">
+                            <a:avLst/>
+                          </a:prstGeom>
+                          <a:ln>
+                            <a:noFill/>
+                          </a:ln>
+                        </wps:spPr>
+                        <wps:txbx>
+                          <w:txbxContent>
+                            <w:p>
+                              <w:pPr>
+                                <w:spacing w:after="160" w:line="259" w:lineRule="auto"/>
+                              </w:pPr>
+                              <w:r>
+                                <w:rPr>
+                                  <w:b/>
+                                  <w:sz w:val="18"/>
+                                </w:rPr>
+                                <w:t xml:space="preserve"> </w:t>
+                              </w:r>
+                            </w:p>
+                          </w:txbxContent>
+                        </wps:txbx>
+                        <wps:bodyPr horzOverflow="overflow" vert="horz" lIns="0" tIns="0" rIns="0" bIns="0" rtlCol="0">
+                          <a:noAutofit/>
+                        </wps:bodyPr>
+                      </wps:wsp>
+                      <wps:wsp>
+                        <wps:cNvPr id="1809" name="Rectangle 1809"/>
+                        <wps:cNvSpPr>
+                          <a:spLocks/>
+                        </wps:cNvSpPr>
+                        <wps:spPr>
+                          <a:xfrm>
+                            <a:off x="0" y="219386"/>
+                            <a:ext cx="34368" cy="154840"/>
+                          </a:xfrm>
+                          <a:prstGeom prst="rect">
+                            <a:avLst/>
+                          </a:prstGeom>
+                          <a:ln>
+                            <a:noFill/>
+                          </a:ln>
+                        </wps:spPr>
+                        <wps:txbx>
+                          <w:txbxContent>
+                            <w:p>
+                              <w:pPr>
+                                <w:spacing w:after="160" w:line="259" w:lineRule="auto"/>
+                              </w:pPr>
+                              <w:r>
+                                <w:rPr>
+                                  <w:b/>
+                                  <w:sz w:val="18"/>
+                                </w:rPr>
+                                <w:t xml:space="preserve"> </w:t>
+                              </w:r>
+                            </w:p>
+                          </w:txbxContent>
+                        </wps:txbx>
+                        <wps:bodyPr horzOverflow="overflow" vert="horz" lIns="0" tIns="0" rIns="0" bIns="0" rtlCol="0">
+                          <a:noAutofit/>
+                        </wps:bodyPr>
+                      </wps:wsp>
+                      <wps:wsp>
+                        <wps:cNvPr id="1810" name="Rectangle 1810"/>
+                        <wps:cNvSpPr>
+                          <a:spLocks/>
+                        </wps:cNvSpPr>
+                        <wps:spPr>
+                          <a:xfrm>
+                            <a:off x="0" y="384312"/>
+                            <a:ext cx="34368" cy="154840"/>
+                          </a:xfrm>
+                          <a:prstGeom prst="rect">
+                            <a:avLst/>
+                          </a:prstGeom>
+                          <a:ln>
+                            <a:noFill/>
+                          </a:ln>
+                        </wps:spPr>
+                        <wps:txbx>
+                          <w:txbxContent>
+                            <w:p>
+                              <w:pPr>
+                                <w:spacing w:after="160" w:line="259" w:lineRule="auto"/>
+                              </w:pPr>
+                              <w:r>
+                                <w:rPr>
+                                  <w:b/>
+                                  <w:sz w:val="18"/>
+                                </w:rPr>
+                                <w:t xml:space="preserve"> </w:t>
+                              </w:r>
+                            </w:p>
+                          </w:txbxContent>
+                        </wps:txbx>
+                        <wps:bodyPr horzOverflow="overflow" vert="horz" lIns="0" tIns="0" rIns="0" bIns="0" rtlCol="0">
+                          <a:noAutofit/>
+                        </wps:bodyPr>
+                      </wps:wsp>
+                      <wps:wsp>
+                        <wps:cNvPr id="1811" name="Rectangle 1811"/>
+                        <wps:cNvSpPr>
+                          <a:spLocks/>
+                        </wps:cNvSpPr>
+                        <wps:spPr>
+                          <a:xfrm>
+                            <a:off x="0" y="732325"/>
+                            <a:ext cx="42228" cy="153652"/>
+                          </a:xfrm>
+                          <a:prstGeom prst="rect">
+                            <a:avLst/>
+                          </a:prstGeom>
+                          <a:ln>
+                            <a:noFill/>
+                          </a:ln>
+                        </wps:spPr>
+                        <wps:txbx>
+                          <w:txbxContent>
+                            <w:p>
+                              <w:pPr>
+                                <w:spacing w:after="160" w:line="259" w:lineRule="auto"/>
+                              </w:pPr>
+                              <w:r>
+                                <w:t xml:space="preserve"> </w:t>
+                              </w:r>
+                            </w:p>
+                          </w:txbxContent>
+                        </wps:txbx>
+                        <wps:bodyPr horzOverflow="overflow" vert="horz" lIns="0" tIns="0" rIns="0" bIns="0" rtlCol="0">
+                          <a:noAutofit/>
+                        </wps:bodyPr>
+                      </wps:wsp>
+                      <wps:wsp>
+                        <wps:cNvPr id="1812" name="Rectangle 1812"/>
+                        <wps:cNvSpPr>
+                          <a:spLocks/>
+                        </wps:cNvSpPr>
+                        <wps:spPr>
+                          <a:xfrm>
+                            <a:off x="31738" y="732325"/>
+                            <a:ext cx="42228" cy="153652"/>
+                          </a:xfrm>
+                          <a:prstGeom prst="rect">
+                            <a:avLst/>
+                          </a:prstGeom>
+                          <a:ln>
+                            <a:noFill/>
+                          </a:ln>
+                        </wps:spPr>
+                        <wps:txbx>
+                          <w:txbxContent>
+                            <w:p>
+                              <w:pPr>
+                                <w:spacing w:after="160" w:line="259" w:lineRule="auto"/>
+                              </w:pPr>
+                              <w:r>
+                                <w:t xml:space="preserve"> </w:t>
+                              </w:r>
+                            </w:p>
+                          </w:txbxContent>
+                        </wps:txbx>
+                        <wps:bodyPr horzOverflow="overflow" vert="horz" lIns="0" tIns="0" rIns="0" bIns="0" rtlCol="0">
+                          <a:noAutofit/>
+                        </wps:bodyPr>
+                      </wps:wsp>
+                      <wps:wsp>
+                        <wps:cNvPr id="1813" name="Rectangle 1813"/>
+                        <wps:cNvSpPr>
+                          <a:spLocks/>
+                        </wps:cNvSpPr>
+                        <wps:spPr>
+                          <a:xfrm>
+                            <a:off x="0" y="917526"/>
+                            <a:ext cx="355849" cy="154840"/>
+                          </a:xfrm>
+                          <a:prstGeom prst="rect">
+                            <a:avLst/>
+                          </a:prstGeom>
+                          <a:ln>
+                            <a:noFill/>
+                          </a:ln>
+                        </wps:spPr>
+                        <wps:txbx>
+                          <w:txbxContent>
+                            <w:p>
+                              <w:pPr>
+                                <w:spacing w:after="160" w:line="259" w:lineRule="auto"/>
+                              </w:pPr>
+                              <w:r>
+                                <w:rPr>
+                                  <w:sz w:val="18"/>
+                                </w:rPr>
+                                <w:t>Client</w:t>
+                              </w:r>
+                            </w:p>
+                          </w:txbxContent>
+                        </wps:txbx>
+                        <wps:bodyPr horzOverflow="overflow" vert="horz" lIns="0" tIns="0" rIns="0" bIns="0" rtlCol="0">
+                          <a:noAutofit/>
+                        </wps:bodyPr>
+                      </wps:wsp>
+                      <wps:wsp>
+                        <wps:cNvPr id="1814" name="Rectangle 1814"/>
+                        <wps:cNvSpPr>
+                          <a:spLocks/>
+                        </wps:cNvSpPr>
+                        <wps:spPr>
+                          <a:xfrm>
+                            <a:off x="267556" y="917526"/>
+                            <a:ext cx="34368" cy="154840"/>
+                          </a:xfrm>
+                          <a:prstGeom prst="rect">
+                            <a:avLst/>
+                          </a:prstGeom>
+                          <a:ln>
+                            <a:noFill/>
+                          </a:ln>
+                        </wps:spPr>
+                        <wps:txbx>
+                          <w:txbxContent>
+                            <w:p>
+                              <w:pPr>
+                                <w:spacing w:after="160" w:line="259" w:lineRule="auto"/>
+                              </w:pPr>
+                              <w:r>
+                                <w:rPr>
+                                  <w:sz w:val="18"/>
+                                </w:rPr>
+                                <w:t xml:space="preserve"> </w:t>
+                              </w:r>
+                            </w:p>
+                          </w:txbxContent>
+                        </wps:txbx>
+                        <wps:bodyPr horzOverflow="overflow" vert="horz" lIns="0" tIns="0" rIns="0" bIns="0" rtlCol="0">
+                          <a:noAutofit/>
+                        </wps:bodyPr>
+                      </wps:wsp>
+                      <wps:wsp>
+                        <wps:cNvPr id="1815" name="Rectangle 1815"/>
+                        <wps:cNvSpPr>
+                          <a:spLocks/>
+                        </wps:cNvSpPr>
+                        <wps:spPr>
+                          <a:xfrm>
+                            <a:off x="309606" y="919115"/>
+                            <a:ext cx="584991" cy="154840"/>
+                          </a:xfrm>
+                          <a:prstGeom prst="rect">
+                            <a:avLst/>
+                          </a:prstGeom>
+                          <a:ln>
+                            <a:noFill/>
+                          </a:ln>
+                        </wps:spPr>
+                        <wps:txbx>
+                          <w:txbxContent>
+                            <w:p>
+                              <w:pPr>
+                                <w:spacing w:after="160" w:line="259" w:lineRule="auto"/>
+                              </w:pPr>
+                              <w:r>
+                                <w:rPr>
+                                  <w:sz w:val="18"/>
+                                </w:rPr>
+                                <w:t>Signature</w:t>
+                              </w:r>
+                            </w:p>
+                          </w:txbxContent>
+                        </wps:txbx>
+                        <wps:bodyPr horzOverflow="overflow" vert="horz" lIns="0" tIns="0" rIns="0" bIns="0" rtlCol="0">
+                          <a:noAutofit/>
+                        </wps:bodyPr>
+                      </wps:wsp>
+                      <wps:wsp>
+                        <wps:cNvPr id="1816" name="Rectangle 1816"/>
+                        <wps:cNvSpPr>
+                          <a:spLocks/>
+                        </wps:cNvSpPr>
+                        <wps:spPr>
+                          <a:xfrm>
+                            <a:off x="733239" y="915195"/>
+                            <a:ext cx="42228" cy="153652"/>
+                          </a:xfrm>
+                          <a:prstGeom prst="rect">
+                            <a:avLst/>
+                          </a:prstGeom>
+                          <a:ln>
+                            <a:noFill/>
+                          </a:ln>
+                        </wps:spPr>
+                        <wps:txbx>
+                          <w:txbxContent>
+                            <w:p>
+                              <w:pPr>
+                                <w:spacing w:after="160" w:line="259" w:lineRule="auto"/>
+                              </w:pPr>
+                              <w:r>
+                                <w:t xml:space="preserve"> </w:t>
+                              </w:r>
+                            </w:p>
+                          </w:txbxContent>
+                        </wps:txbx>
+                        <wps:bodyPr horzOverflow="overflow" vert="horz" lIns="0" tIns="0" rIns="0" bIns="0" rtlCol="0">
+                          <a:noAutofit/>
+                        </wps:bodyPr>
+                      </wps:wsp>
+                      <wps:wsp>
+                        <wps:cNvPr id="1829" name="Rectangle 1829"/>
+                        <wps:cNvSpPr>
+                          <a:spLocks/>
+                        </wps:cNvSpPr>
+                        <wps:spPr>
+                          <a:xfrm>
+                            <a:off x="3086100" y="54460"/>
+                            <a:ext cx="671393" cy="154840"/>
+                          </a:xfrm>
+                          <a:prstGeom prst="rect">
+                            <a:avLst/>
+                          </a:prstGeom>
+                          <a:ln>
+                            <a:noFill/>
+                          </a:ln>
+                        </wps:spPr>
+                        <wps:txbx>
+                          <w:txbxContent>
+                            <w:p>
+                              <w:pPr>
+                                <w:spacing w:after="160" w:line="259" w:lineRule="auto"/>
+                              </w:pPr>
+                              <w:r>
+                                <w:rPr>
+                                  <w:b/>
+                                  <w:sz w:val="18"/>
+                                </w:rPr>
+                                <w:t>Contractor</w:t>
+                              </w:r>
+                            </w:p>
+                          </w:txbxContent>
+                        </wps:txbx>
+                        <wps:bodyPr horzOverflow="overflow" vert="horz" lIns="0" tIns="0" rIns="0" bIns="0" rtlCol="0">
+                          <a:noAutofit/>
+                        </wps:bodyPr>
+                      </wps:wsp>
+                      <wps:wsp>
+                        <wps:cNvPr id="1830" name="Rectangle 1830"/>
+                        <wps:cNvSpPr>
+                          <a:spLocks/>
+                        </wps:cNvSpPr>
+                        <wps:spPr>
+                          <a:xfrm>
+                            <a:off x="3590907" y="54460"/>
+                            <a:ext cx="34368" cy="154840"/>
+                          </a:xfrm>
+                          <a:prstGeom prst="rect">
+                            <a:avLst/>
+                          </a:prstGeom>
+                          <a:ln>
+                            <a:noFill/>
+                          </a:ln>
+                        </wps:spPr>
+                        <wps:txbx>
+                          <w:txbxContent>
+                            <w:p>
+                              <w:pPr>
+                                <w:spacing w:after="160" w:line="259" w:lineRule="auto"/>
+                              </w:pPr>
+                              <w:r>
+                                <w:rPr>
+                                  <w:b/>
+                                  <w:sz w:val="18"/>
+                                </w:rPr>
+                                <w:t xml:space="preserve"> </w:t>
+                              </w:r>
+                            </w:p>
+                          </w:txbxContent>
+                        </wps:txbx>
+                        <wps:bodyPr horzOverflow="overflow" vert="horz" lIns="0" tIns="0" rIns="0" bIns="0" rtlCol="0">
+                          <a:noAutofit/>
+                        </wps:bodyPr>
+                      </wps:wsp>
+                      <wps:wsp>
+                        <wps:cNvPr id="1831" name="Rectangle 1831"/>
+                        <wps:cNvSpPr>
+                          <a:spLocks/>
+                        </wps:cNvSpPr>
+                        <wps:spPr>
+                          <a:xfrm>
+                            <a:off x="3086100" y="219386"/>
+                            <a:ext cx="34368" cy="154840"/>
+                          </a:xfrm>
+                          <a:prstGeom prst="rect">
+                            <a:avLst/>
+                          </a:prstGeom>
+                          <a:ln>
+                            <a:noFill/>
+                          </a:ln>
+                        </wps:spPr>
+                        <wps:txbx>
+                          <w:txbxContent>
+                            <w:p>
+                              <w:pPr>
+                                <w:spacing w:after="160" w:line="259" w:lineRule="auto"/>
+                              </w:pPr>
+                              <w:r>
+                                <w:rPr>
+                                  <w:b/>
+                                  <w:sz w:val="18"/>
+                                </w:rPr>
+                                <w:t xml:space="preserve"> </w:t>
+                              </w:r>
+                            </w:p>
+                          </w:txbxContent>
+                        </wps:txbx>
+                        <wps:bodyPr horzOverflow="overflow" vert="horz" lIns="0" tIns="0" rIns="0" bIns="0" rtlCol="0">
+                          <a:noAutofit/>
+                        </wps:bodyPr>
+                      </wps:wsp>
+                      <wps:wsp>
+                        <wps:cNvPr id="1832" name="Rectangle 1832"/>
+                        <wps:cNvSpPr>
+                          <a:spLocks/>
+                        </wps:cNvSpPr>
+                        <wps:spPr>
+                          <a:xfrm>
+                            <a:off x="3086100" y="384312"/>
+                            <a:ext cx="34368" cy="154840"/>
+                          </a:xfrm>
+                          <a:prstGeom prst="rect">
+                            <a:avLst/>
+                          </a:prstGeom>
+                          <a:ln>
+                            <a:noFill/>
+                          </a:ln>
+                        </wps:spPr>
+                        <wps:txbx>
+                          <w:txbxContent>
+                            <w:p>
+                              <w:pPr>
+                                <w:spacing w:after="160" w:line="259" w:lineRule="auto"/>
+                              </w:pPr>
+                              <w:r>
+                                <w:rPr>
+                                  <w:b/>
+                                  <w:sz w:val="18"/>
+                                </w:rPr>
+                                <w:t xml:space="preserve"> </w:t>
+                              </w:r>
+                            </w:p>
+                          </w:txbxContent>
+                        </wps:txbx>
+                        <wps:bodyPr horzOverflow="overflow" vert="horz" lIns="0" tIns="0" rIns="0" bIns="0" rtlCol="0">
+                          <a:noAutofit/>
+                        </wps:bodyPr>
+                      </wps:wsp>
+                      <wps:wsp>
+                        <wps:cNvPr id="1833" name="Rectangle 1833"/>
+                        <wps:cNvSpPr>
+                          <a:spLocks/>
+                        </wps:cNvSpPr>
+                        <wps:spPr>
+                          <a:xfrm>
+                            <a:off x="3086100" y="732325"/>
+                            <a:ext cx="42228" cy="153652"/>
+                          </a:xfrm>
+                          <a:prstGeom prst="rect">
+                            <a:avLst/>
+                          </a:prstGeom>
+                          <a:ln>
+                            <a:noFill/>
+                          </a:ln>
+                        </wps:spPr>
+                        <wps:txbx>
+                          <w:txbxContent>
+                            <w:p>
+                              <w:pPr>
+                                <w:spacing w:after="160" w:line="259" w:lineRule="auto"/>
+                              </w:pPr>
+                              <w:r>
+                                <w:t xml:space="preserve"> </w:t>
+                              </w:r>
+                            </w:p>
+                          </w:txbxContent>
+                        </wps:txbx>
+                        <wps:bodyPr horzOverflow="overflow" vert="horz" lIns="0" tIns="0" rIns="0" bIns="0" rtlCol="0">
+                          <a:noAutofit/>
+                        </wps:bodyPr>
+                      </wps:wsp>
+                      <wps:wsp>
+                        <wps:cNvPr id="1834" name="Rectangle 1834"/>
+                        <wps:cNvSpPr>
+                          <a:spLocks/>
+                        </wps:cNvSpPr>
+                        <wps:spPr>
+                          <a:xfrm>
+                            <a:off x="3117838" y="732325"/>
+                            <a:ext cx="42228" cy="153652"/>
+                          </a:xfrm>
+                          <a:prstGeom prst="rect">
+                            <a:avLst/>
+                          </a:prstGeom>
+                          <a:ln>
+                            <a:noFill/>
+                          </a:ln>
+                        </wps:spPr>
+                        <wps:txbx>
+                          <w:txbxContent>
+                            <w:p>
+                              <w:pPr>
+                                <w:spacing w:after="160" w:line="259" w:lineRule="auto"/>
+                              </w:pPr>
+                              <w:r>
+                                <w:t xml:space="preserve"> </w:t>
+                              </w:r>
+                            </w:p>
+                          </w:txbxContent>
+                        </wps:txbx>
+                        <wps:bodyPr horzOverflow="overflow" vert="horz" lIns="0" tIns="0" rIns="0" bIns="0" rtlCol="0">
+                          <a:noAutofit/>
+                        </wps:bodyPr>
+                      </wps:wsp>
+                      <wps:wsp>
+                        <wps:cNvPr id="1835" name="Rectangle 1835"/>
+                        <wps:cNvSpPr>
+                          <a:spLocks/>
+                        </wps:cNvSpPr>
+                        <wps:spPr>
+                          <a:xfrm>
+                            <a:off x="3086100" y="917526"/>
+                            <a:ext cx="678815" cy="154840"/>
+                          </a:xfrm>
+                          <a:prstGeom prst="rect">
+                            <a:avLst/>
+                          </a:prstGeom>
+                          <a:ln>
+                            <a:noFill/>
+                          </a:ln>
+                        </wps:spPr>
+                        <wps:txbx>
+                          <w:txbxContent>
+                            <w:p>
+                              <w:pPr>
+                                <w:spacing w:after="160" w:line="259" w:lineRule="auto"/>
+                              </w:pPr>
+                              <w:r>
+                                <w:rPr>
+                                  <w:sz w:val="18"/>
+                                </w:rPr>
+                                <w:t>Authorized</w:t>
+                              </w:r>
+                            </w:p>
+                          </w:txbxContent>
+                        </wps:txbx>
+                        <wps:bodyPr horzOverflow="overflow" vert="horz" lIns="0" tIns="0" rIns="0" bIns="0" rtlCol="0">
+                          <a:noAutofit/>
+                        </wps:bodyPr>
+                      </wps:wsp>
+                      <wps:wsp>
+                        <wps:cNvPr id="1836" name="Rectangle 1836"/>
+                        <wps:cNvSpPr>
+                          <a:spLocks/>
+                        </wps:cNvSpPr>
+                        <wps:spPr>
+                          <a:xfrm>
+                            <a:off x="3596488" y="917526"/>
+                            <a:ext cx="34368" cy="154840"/>
+                          </a:xfrm>
+                          <a:prstGeom prst="rect">
+                            <a:avLst/>
+                          </a:prstGeom>
+                          <a:ln>
+                            <a:noFill/>
+                          </a:ln>
+                        </wps:spPr>
+                        <wps:txbx>
+                          <w:txbxContent>
+                            <w:p>
+                              <w:pPr>
+                                <w:spacing w:after="160" w:line="259" w:lineRule="auto"/>
+                              </w:pPr>
+                              <w:r>
+                                <w:rPr>
+                                  <w:sz w:val="18"/>
+                                </w:rPr>
+                                <w:t xml:space="preserve"> </w:t>
+                              </w:r>
+                            </w:p>
+                          </w:txbxContent>
+                        </wps:txbx>
+                        <wps:bodyPr horzOverflow="overflow" vert="horz" lIns="0" tIns="0" rIns="0" bIns="0" rtlCol="0">
+                          <a:noAutofit/>
+                        </wps:bodyPr>
+                      </wps:wsp>
+                      <wps:wsp>
+                        <wps:cNvPr id="1837" name="Rectangle 1837"/>
+                        <wps:cNvSpPr>
+                          <a:spLocks/>
+                        </wps:cNvSpPr>
+                        <wps:spPr>
+                          <a:xfrm>
+                            <a:off x="3630856" y="917526"/>
+                            <a:ext cx="584991" cy="154840"/>
+                          </a:xfrm>
+                          <a:prstGeom prst="rect">
+                            <a:avLst/>
+                          </a:prstGeom>
+                          <a:ln>
+                            <a:noFill/>
+                          </a:ln>
+                        </wps:spPr>
+                        <wps:txbx>
+                          <w:txbxContent>
+                            <w:p>
+                              <w:pPr>
+                                <w:spacing w:after="160" w:line="259" w:lineRule="auto"/>
+                              </w:pPr>
+                              <w:r>
+                                <w:rPr>
+                                  <w:sz w:val="18"/>
+                                </w:rPr>
+                                <w:t>Signature</w:t>
+                              </w:r>
+                            </w:p>
+                          </w:txbxContent>
+                        </wps:txbx>
+                        <wps:bodyPr horzOverflow="overflow" vert="horz" lIns="0" tIns="0" rIns="0" bIns="0" rtlCol="0">
+                          <a:noAutofit/>
+                        </wps:bodyPr>
+                      </wps:wsp>
+                      <wps:wsp>
+                        <wps:cNvPr id="1838" name="Rectangle 1838"/>
+                        <wps:cNvSpPr>
+                          <a:spLocks/>
+                        </wps:cNvSpPr>
+                        <wps:spPr>
+                          <a:xfrm>
+                            <a:off x="4062171" y="915195"/>
+                            <a:ext cx="42228" cy="153652"/>
+                          </a:xfrm>
+                          <a:prstGeom prst="rect">
+                            <a:avLst/>
+                          </a:prstGeom>
+                          <a:ln>
+                            <a:noFill/>
+                          </a:ln>
+                        </wps:spPr>
+                        <wps:txbx>
+                          <w:txbxContent>
+                            <w:p>
+                              <w:pPr>
+                                <w:spacing w:after="160" w:line="259" w:lineRule="auto"/>
+                              </w:pPr>
+                              <w:r>
+                                <w:t xml:space="preserve"> </w:t>
+                              </w:r>
+                            </w:p>
+                          </w:txbxContent>
+                        </wps:txbx>
+                        <wps:bodyPr horzOverflow="overflow" vert="horz" lIns="0" tIns="0" rIns="0" bIns="0" rtlCol="0">
+                          <a:noAutofit/>
+                        </wps:bodyPr>
+                      </wps:wsp>
+                      <pic:pic xmlns:pic="http://schemas.openxmlformats.org/drawingml/2006/picture">
+                        <pic:nvPicPr>
+                          <pic:cNvPr id="12230" name="Picture 12230"/>
+                          <pic:cNvPicPr>
+                            <a:picLocks/>
+                          </pic:cNvPicPr>
+                        </pic:nvPicPr>
+                        <pic:blipFill>
+                          <a:blip r:embed="rId8"/>
+                          <a:stretch>
+                            <a:fillRect/>
+                          </a:stretch>
+                        </pic:blipFill>
+                        <pic:spPr>
+                          <a:xfrm>
+                            <a:off x="3469259" y="141479"/>
+                            <a:ext cx="853440" cy="679704"/>
+                          </a:xfrm>
+                          <a:prstGeom prst="rect">
+                            <a:avLst/>
+                          </a:prstGeom>
+                        </pic:spPr>
+                      </pic:pic>
+                    </wpg:wgp>
+                  </a:graphicData>
+                </a:graphic>
+              </wp:inline>
+            </w:drawing>
+          </mc:Choice>
+          <mc:Fallback>
+            <w:pict>
+              <v:group w14:anchorId="2C191EE8" id="Group 30" o:spid="_x0000_s1026" style="width:466.25pt;height:79.15pt;mso-position-horizontal-relative:char;mso-position-vertical-relative:line" coordsize="59213,10739" o:gfxdata="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">
+                <v:shape id="Shape 1713" o:spid="_x0000_s1027" style="position:absolute;left:31;width:28321;height:0;visibility:visible;mso-wrap-style:square;v-text-anchor:top" coordsize="2832100,0" o:gfxdata="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" path="m,l2832100,e" filled="f" strokeweight="1pt">
+                  <v:stroke miterlimit="83231f" joinstyle="miter"/>
+                  <v:path arrowok="t" textboxrect="0,0,2832100,0"/>
+                </v:shape>
+                <v:shape id="Shape 1714" o:spid="_x0000_s1028" style="position:absolute;left:31;top:8636;width:28321;height:0;visibility:visible;mso-wrap-style:square;v-text-anchor:top" coordsize="2832100,0" o:gfxdata="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" path="m,l2832100,e" filled="f" strokeweight="1pt">
+                  <v:stroke miterlimit="83231f" joinstyle="miter"/>
+                  <v:path arrowok="t" textboxrect="0,0,2832100,0"/>
+                </v:shape>
+                <v:shape id="Shape 1716" o:spid="_x0000_s1029" style="position:absolute;left:30892;width:28321;height:0;visibility:visible;mso-wrap-style:square;v-text-anchor:top" coordsize="2832100,0" o:gfxdata="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" path="m,l2832100,e" filled="f" strokeweight="1pt">
+                  <v:stroke miterlimit="83231f" joinstyle="miter"/>
+                  <v:path arrowok="t" textboxrect="0,0,2832100,0"/>
+                </v:shape>
+                <v:shape id="Shape 1717" o:spid="_x0000_s1030" style="position:absolute;left:30892;top:8636;width:28321;height:0;visibility:visible;mso-wrap-style:square;v-text-anchor:top" coordsize="2832100,0" o:gfxdata="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" path="m,l2832100,e" filled="f" strokeweight="1pt">
+                  <v:stroke miterlimit="83231f" joinstyle="miter"/>
+                  <v:path arrowok="t" textboxrect="0,0,2832100,0"/>
+                </v:shape>
+                <v:rect id="Rectangle 1805" o:spid="_x0000_s1031" style="position:absolute;top:544;width:3645;height:1549;visibility:visible;mso-wrap-style:square;v-text-anchor:top" o:gfxdata="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" filled="f" stroked="f">
+                  <v:textbox inset="0,0,0,0">
+                    <w:txbxContent>
+                      <w:p>
+                        <w:pPr>
+                          <w:spacing w:after="160" w:line="259" w:lineRule="auto"/>
+                        </w:pPr>
+                        <w:r>
+                          <w:rPr>
+                            <w:b/>
+                            <w:sz w:val="18"/>
+                          </w:rPr>
+                          <w:t>Client</w:t>
+                        </w:r>
+                      </w:p>
+                    </w:txbxContent>
+                  </v:textbox>
+                </v:rect>
+                <v:rect id="Rectangle 1806" o:spid="_x0000_s1032" style="position:absolute;left:2740;top:544;width:344;height:1549;visibility:visible;mso-wrap-style:square;v-text-anchor:top" o:gfxdata="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" filled="f" stroked="f">
+                  <v:textbox inset="0,0,0,0">
+                    <w:txbxContent>
+                      <w:p>
+                        <w:pPr>
+                          <w:spacing w:after="160" w:line="259" w:lineRule="auto"/>
+                        </w:pPr>
+                        <w:r>
+                          <w:rPr>
+                            <w:b/>
+                            <w:sz w:val="18"/>
+                          </w:rPr>
+                          <w:t xml:space="preserve"> </w:t>
+                        </w:r>
+                      </w:p>
+                    </w:txbxContent>
+                  </v:textbox>
+                </v:rect>
+                <v:rect id="Rectangle 1807" o:spid="_x0000_s1033" style="position:absolute;left:3416;top:544;width:3754;height:1549;visibility:visible;mso-wrap-style:square;v-text-anchor:top" o:gfxdata="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" filled="f" stroked="f">
+                  <v:textbox inset="0,0,0,0">
+                    <w:txbxContent>
+                      <w:p>
+                        <w:pPr>
+                          <w:spacing w:after="160" w:line="259" w:lineRule="auto"/>
+                        </w:pPr>
+                        <w:r>
+                          <w:rPr>
+                            <w:b/>
+                            <w:sz w:val="18"/>
+                          </w:rPr>
+                          <w:t>Name</w:t>
+                        </w:r>
+                      </w:p>
+                    </w:txbxContent>
+                  </v:textbox>
+                </v:rect>
+                <v:rect id="Rectangle 1808" o:spid="_x0000_s1034" style="position:absolute;left:5821;top:544;width:344;height:1549;visibility:visible;mso-wrap-style:square;v-text-anchor:top" o:gfxdata="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" filled="f" stroked="f">
+                  <v:textbox inset="0,0,0,0">
+                    <w:txbxContent>
+                      <w:p>
+                        <w:pPr>
+                          <w:spacing w:after="160" w:line="259" w:lineRule="auto"/>
+                        </w:pPr>
+                        <w:r>
+                          <w:rPr>
+                            <w:b/>
+                            <w:sz w:val="18"/>
+                          </w:rPr>
+                          <w:t xml:space="preserve"> </w:t>
+                        </w:r>
+                      </w:p>
+                    </w:txbxContent>
+                  </v:textbox>
+                </v:rect>
+                <v:rect id="Rectangle 1809" o:spid="_x0000_s1035" style="position:absolute;top:2193;width:343;height:1549;visibility:visible;mso-wrap-style:square;v-text-anchor:top" o:gfxdata="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" filled="f" stroked="f">
+                  <v:textbox inset="0,0,0,0">
+                    <w:txbxContent>
+                      <w:p>
+                        <w:pPr>
+                          <w:spacing w:after="160" w:line="259" w:lineRule="auto"/>
+                        </w:pPr>
+                        <w:r>
+                          <w:rPr>
+                            <w:b/>
+                            <w:sz w:val="18"/>
+                          </w:rPr>
+                          <w:t xml:space="preserve"> </w:t>
+                        </w:r>
+                      </w:p>
+                    </w:txbxContent>
+                  </v:textbox>
+                </v:rect>
+                <v:rect id="Rectangle 1810" o:spid="_x0000_s1036" style="position:absolute;top:3843;width:343;height:1548;visibility:visible;mso-wrap-style:square;v-text-anchor:top" o:gfxdata="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" filled="f" stroked="f">
+                  <v:textbox inset="0,0,0,0">
+                    <w:txbxContent>
+                      <w:p>
+                        <w:pPr>
+                          <w:spacing w:after="160" w:line="259" w:lineRule="auto"/>
+                        </w:pPr>
+                        <w:r>
+                          <w:rPr>
+                            <w:b/>
+                            <w:sz w:val="18"/>
+                          </w:rPr>
+                          <w:t xml:space="preserve"> </w:t>
+                        </w:r>
+                      </w:p>
+                    </w:txbxContent>
+                  </v:textbox>
+                </v:rect>
+                <v:rect id="Rectangle 1811" o:spid="_x0000_s1037" style="position:absolute;top:7323;width:422;height:1536;visibility:visible;mso-wrap-style:square;v-text-anchor:top" o:gfxdata="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" filled="f" stroked="f">
+                  <v:textbox inset="0,0,0,0">
+                    <w:txbxContent>
+                      <w:p>
+                        <w:pPr>
+                          <w:spacing w:after="160" w:line="259" w:lineRule="auto"/>
+                        </w:pPr>
+                        <w:r>
+                          <w:t xml:space="preserve"> </w:t>
+                        </w:r>
+                      </w:p>
+                    </w:txbxContent>
+                  </v:textbox>
+                </v:rect>
+                <v:rect id="Rectangle 1812" o:spid="_x0000_s1038" style="position:absolute;left:317;top:7323;width:422;height:1536;visibility:visible;mso-wrap-style:square;v-text-anchor:top" o:gfxdata="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" filled="f" stroked="f">
+                  <v:textbox inset="0,0,0,0">
+                    <w:txbxContent>
+                      <w:p>
+                        <w:pPr>
+                          <w:spacing w:after="160" w:line="259" w:lineRule="auto"/>
+                        </w:pPr>
+                        <w:r>
+                          <w:t xml:space="preserve"> </w:t>
+                        </w:r>
+                      </w:p>
+                    </w:txbxContent>
+                  </v:textbox>
+                </v:rect>
+                <v:rect id="Rectangle 1813" o:spid="_x0000_s1039" style="position:absolute;top:9175;width:3558;height:1548;visibility:visible;mso-wrap-style:square;v-text-anchor:top" o:gfxdata="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" filled="f" stroked="f">
+                  <v:textbox inset="0,0,0,0">
+                    <w:txbxContent>
+                      <w:p>
+                        <w:pPr>
+                          <w:spacing w:after="160" w:line="259" w:lineRule="auto"/>
+                        </w:pPr>
+                        <w:r>
+                          <w:rPr>
+                            <w:sz w:val="18"/>
+                          </w:rPr>
+                          <w:t>Client</w:t>
+                        </w:r>
+                      </w:p>
+                    </w:txbxContent>
+                  </v:textbox>
+                </v:rect>
+                <v:rect id="Rectangle 1814" o:spid="_x0000_s1040" style="position:absolute;left:2675;top:9175;width:344;height:1548;visibility:visible;mso-wrap-style:square;v-text-anchor:top" o:gfxdata="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" filled="f" stroked="f">
+                  <v:textbox inset="0,0,0,0">
+                    <w:txbxContent>
+                      <w:p>
+                        <w:pPr>
+                          <w:spacing w:after="160" w:line="259" w:lineRule="auto"/>
+                        </w:pPr>
+                        <w:r>
+                          <w:rPr>
+                            <w:sz w:val="18"/>
+                          </w:rPr>
+                          <w:t xml:space="preserve"> </w:t>
+                        </w:r>
+                      </w:p>
+                    </w:txbxContent>
+                  </v:textbox>
+                </v:rect>
+                <v:rect id="Rectangle 1815" o:spid="_x0000_s1041" style="position:absolute;left:3096;top:9191;width:5849;height:1548;visibility:visible;mso-wrap-style:square;v-text-anchor:top" o:gfxdata="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" filled="f" stroked="f">
+                  <v:textbox inset="0,0,0,0">
+                    <w:txbxContent>
+                      <w:p>
+                        <w:pPr>
+                          <w:spacing w:after="160" w:line="259" w:lineRule="auto"/>
+                        </w:pPr>
+                        <w:r>
+                          <w:rPr>
+                            <w:sz w:val="18"/>
+                          </w:rPr>
+                          <w:t>Signature</w:t>
+                        </w:r>
+                      </w:p>
+                    </w:txbxContent>
+                  </v:textbox>
+                </v:rect>
+                <v:rect id="Rectangle 1816" o:spid="_x0000_s1042" style="position:absolute;left:7332;top:9151;width:422;height:1537;visibility:visible;mso-wrap-style:square;v-text-anchor:top" o:gfxdata="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" filled="f" stroked="f">
+                  <v:textbox inset="0,0,0,0">
+                    <w:txbxContent>
+                      <w:p>
+                        <w:pPr>
+                          <w:spacing w:after="160" w:line="259" w:lineRule="auto"/>
+                        </w:pPr>
+                        <w:r>
+                          <w:t xml:space="preserve"> </w:t>
+                        </w:r>
+                      </w:p>
+                    </w:txbxContent>
+                  </v:textbox>
+                </v:rect>
+                <v:rect id="Rectangle 1829" o:spid="_x0000_s1043" style="position:absolute;left:30861;top:544;width:6713;height:1549;visibility:visible;mso-wrap-style:square;v-text-anchor:top" o:gfxdata="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" filled="f" stroked="f">
+                  <v:textbox inset="0,0,0,0">
+                    <w:txbxContent>
+                      <w:p>
+                        <w:pPr>
+                          <w:spacing w:after="160" w:line="259" w:lineRule="auto"/>
+                        </w:pPr>
+                        <w:r>
+                          <w:rPr>
+                            <w:b/>
+                            <w:sz w:val="18"/>
+                          </w:rPr>
+                          <w:t>Contractor</w:t>
+                        </w:r>
+                      </w:p>
+                    </w:txbxContent>
+                  </v:textbox>
+                </v:rect>
+                <v:rect id="Rectangle 1830" o:spid="_x0000_s1044" style="position:absolute;left:35909;top:544;width:343;height:1549;visibility:visible;mso-wrap-style:square;v-text-anchor:top" o:gfxdata="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" filled="f" stroked="f">
+                  <v:textbox inset="0,0,0,0">
+                    <w:txbxContent>
+                      <w:p>
+                        <w:pPr>
+                          <w:spacing w:after="160" w:line="259" w:lineRule="auto"/>
+                        </w:pPr>
+                        <w:r>
+                          <w:rPr>
+                            <w:b/>
+                            <w:sz w:val="18"/>
+                          </w:rPr>
+                          <w:t xml:space="preserve"> </w:t>
+                        </w:r>
+                      </w:p>
+                    </w:txbxContent>
+                  </v:textbox>
+                </v:rect>
+                <v:rect id="Rectangle 1831" o:spid="_x0000_s1045" style="position:absolute;left:30861;top:2193;width:343;height:1549;visibility:visible;mso-wrap-style:square;v-text-anchor:top" o:gfxdata="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" filled="f" stroked="f">
+                  <v:textbox inset="0,0,0,0">
+                    <w:txbxContent>
+                      <w:p>
+                        <w:pPr>
+                          <w:spacing w:after="160" w:line="259" w:lineRule="auto"/>
+                        </w:pPr>
+                        <w:r>
+                          <w:rPr>
+                            <w:b/>
+                            <w:sz w:val="18"/>
+                          </w:rPr>
+                          <w:t xml:space="preserve"> </w:t>
+                        </w:r>
+                      </w:p>
+                    </w:txbxContent>
+                  </v:textbox>
+                </v:rect>
+                <v:rect id="Rectangle 1832" o:spid="_x0000_s1046" style="position:absolute;left:30861;top:3843;width:343;height:1548;visibility:visible;mso-wrap-style:square;v-text-anchor:top" o:gfxdata="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" filled="f" stroked="f">
+                  <v:textbox inset="0,0,0,0">
+                    <w:txbxContent>
+                      <w:p>
+                        <w:pPr>
+                          <w:spacing w:after="160" w:line="259" w:lineRule="auto"/>
+                        </w:pPr>
+                        <w:r>
+                          <w:rPr>
+                            <w:b/>
+                            <w:sz w:val="18"/>
+                          </w:rPr>
+                          <w:t xml:space="preserve"> </w:t>
+                        </w:r>
+                      </w:p>
+                    </w:txbxContent>
+                  </v:textbox>
+                </v:rect>
+                <v:rect id="Rectangle 1833" o:spid="_x0000_s1047" style="position:absolute;left:30861;top:7323;width:422;height:1536;visibility:visible;mso-wrap-style:square;v-text-anchor:top" o:gfxdata="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" filled="f" stroked="f">
+                  <v:textbox inset="0,0,0,0">
+                    <w:txbxContent>
+                      <w:p>
+                        <w:pPr>
+                          <w:spacing w:after="160" w:line="259" w:lineRule="auto"/>
+                        </w:pPr>
+                        <w:r>
+                          <w:t xml:space="preserve"> </w:t>
+                        </w:r>
+                      </w:p>
+                    </w:txbxContent>
+                  </v:textbox>
+                </v:rect>
+                <v:rect id="Rectangle 1834" o:spid="_x0000_s1048" style="position:absolute;left:31178;top:7323;width:422;height:1536;visibility:visible;mso-wrap-style:square;v-text-anchor:top" o:gfxdata="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" filled="f" stroked="f">
+                  <v:textbox inset="0,0,0,0">
+                    <w:txbxContent>
+                      <w:p>
+                        <w:pPr>
+                          <w:spacing w:after="160" w:line="259" w:lineRule="auto"/>
+                        </w:pPr>
+                        <w:r>
+                          <w:t xml:space="preserve"> </w:t>
+                        </w:r>
+                      </w:p>
+                    </w:txbxContent>
+                  </v:textbox>
+                </v:rect>
+                <v:rect id="Rectangle 1835" o:spid="_x0000_s1049" style="position:absolute;left:30861;top:9175;width:6788;height:1548;visibility:visible;mso-wrap-style:square;v-text-anchor:top" o:gfxdata="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" filled="f" stroked="f">
+                  <v:textbox inset="0,0,0,0">
+                    <w:txbxContent>
+                      <w:p>
+                        <w:pPr>
+                          <w:spacing w:after="160" w:line="259" w:lineRule="auto"/>
+                        </w:pPr>
+                        <w:r>
+                          <w:rPr>
+                            <w:sz w:val="18"/>
+                          </w:rPr>
+                          <w:t>Authorized</w:t>
+                        </w:r>
+                      </w:p>
+                    </w:txbxContent>
+                  </v:textbox>
+                </v:rect>
+                <v:rect id="Rectangle 1836" o:spid="_x0000_s1050" style="position:absolute;left:35964;top:9175;width:344;height:1548;visibility:visible;mso-wrap-style:square;v-text-anchor:top" o:gfxdata="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" filled="f" stroked="f">
+                  <v:textbox inset="0,0,0,0">
+                    <w:txbxContent>
+                      <w:p>
+                        <w:pPr>
+                          <w:spacing w:after="160" w:line="259" w:lineRule="auto"/>
+                        </w:pPr>
+                        <w:r>
+                          <w:rPr>
+                            <w:sz w:val="18"/>
+                          </w:rPr>
+                          <w:t xml:space="preserve"> </w:t>
+                        </w:r>
+                      </w:p>
+                    </w:txbxContent>
+                  </v:textbox>
+                </v:rect>
+                <v:rect id="Rectangle 1837" o:spid="_x0000_s1051" style="position:absolute;left:36308;top:9175;width:5850;height:1548;visibility:visible;mso-wrap-style:square;v-text-anchor:top" o:gfxdata="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" filled="f" stroked="f">
+                  <v:textbox inset="0,0,0,0">
+                    <w:txbxContent>
+                      <w:p>
+                        <w:pPr>
+                          <w:spacing w:after="160" w:line="259" w:lineRule="auto"/>
+                        </w:pPr>
+                        <w:r>
+                          <w:rPr>
+                            <w:sz w:val="18"/>
+                          </w:rPr>
+                          <w:t>Signature</w:t>
+                        </w:r>
+                      </w:p>
+                    </w:txbxContent>
+                  </v:textbox>
+                </v:rect>
+                <v:rect id="Rectangle 1838" o:spid="_x0000_s1052" style="position:absolute;left:40621;top:9151;width:422;height:1537;visibility:visible;mso-wrap-style:square;v-text-anchor:top" o:gfxdata="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" filled="f" stroked="f">
+                  <v:textbox inset="0,0,0,0">
+                    <w:txbxContent>
+                      <w:p>
+                        <w:pPr>
+                          <w:spacing w:after="160" w:line="259" w:lineRule="auto"/>
+                        </w:pPr>
+                        <w:r>
+                          <w:t xml:space="preserve"> </w:t>
+                        </w:r>
+                      </w:p>
+                    </w:txbxContent>
+                  </v:textbox>
+                </v:rect>
+                <v:shapetype id="_x0000_t75" coordsize="21600,21600" o:spt="75" o:preferrelative="t" path="m@4@5l@4@11@9@11@9@5xe" filled="f" stroked="f">
+                  <v:stroke joinstyle="miter"/>
+                  <v:formulas>
+                    <v:f eqn="if lineDrawn pixelLineWidth 0"/>
+                    <v:f eqn="sum @0 1 0"/>
+                    <v:f eqn="sum 0 0 @1"/>
+                    <v:f eqn="prod @2 1 2"/>
+                    <v:f eqn="prod @3 21600 pixelWidth"/>
+                    <v:f eqn="prod @3 21600 pixelHeight"/>
+                    <v:f eqn="sum @0 0 1"/>
+                    <v:f eqn="prod @6 1 2"/>
+                    <v:f eqn="prod @7 21600 pixelWidth"/>
+                    <v:f eqn="sum @8 21600 0"/>
+                    <v:f eqn="prod @7 21600 pixelHeight"/>
+                    <v:f eqn="sum @10 21600 0"/>
+                  </v:formulas>
+                  <v:path o:extrusionok="f" gradientshapeok="t" o:connecttype="rect"/>
+                  <o:lock v:ext="edit" aspectratio="t"/>
+                </v:shapetype>
+                <v:shape id="Picture 12230" o:spid="_x0000_s1053" type="#_x0000_t75" style="position:absolute;left:34692;top:1414;width:8534;height:6797;visibility:visible;mso-wrap-style:square" o:gfxdata="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">
+                  <v:imagedata r:id="rId9" o:title=""/>
+                  <o:lock v:ext="edit" aspectratio="f"/>
+                </v:shape>
+                <w10:anchorlock/>
+              </v:group>
+            </w:pict>
+          </mc:Fallback>
+        </mc:AlternateContent>
+      </w:r>
+    </w:p>
+    <w:p>
+      <w:pPr>
+        <w:spacing w:line="259" w:lineRule="auto"/>
+        <w:ind w:left="15"/>
+      </w:pPr>
+      <w:r>
+        <w:t xml:space="preserve">  </w:t>
+      </w:r>
+      <w:r>
+        <w:tab/>
+        <w:t xml:space="preserve">  </w:t>
+      </w:r>
+    </w:p>
+    <w:p>
+      <w:pPr>
+        <w:spacing w:after="84" w:line="259" w:lineRule="auto"/>
+        <w:ind w:left="20"/>
+      </w:pPr>
+      <w:r>
+        <w:rPr>
+          <w:noProof/>
+        </w:rPr>
+        <mc:AlternateContent>
+          <mc:Choice Requires="wpg">
+            <w:drawing>
+              <wp:inline distT="0" distB="0" distL="0" distR="0" wp14:anchorId="16BF4CD2" wp14:editId="43F2CCDC">
+                <wp:extent cx="5918200" cy="12700"/>
+                <wp:effectExtent l="0" t="0" r="0" b="0"/>
+                <wp:docPr id="10125" name="Group 3"/>
+                <wp:cNvGraphicFramePr>
+                  <a:graphicFrameLocks xmlns:a="http://schemas.openxmlformats.org/drawingml/2006/main"/>
+                </wp:cNvGraphicFramePr>
+                <a:graphic xmlns:a="http://schemas.openxmlformats.org/drawingml/2006/main">
+                  <a:graphicData uri="http://schemas.microsoft.com/office/word/2010/wordprocessingGroup">
+                    <wpg:wgp>
+                      <wpg:cNvGrpSpPr>
+                        <a:grpSpLocks/>
+                      </wpg:cNvGrpSpPr>
+                      <wpg:grpSpPr>
+                        <a:xfrm>
+                          <a:off x="0" y="0"/>
+                          <a:ext cx="5918200" cy="12700"/>
+                          <a:chOff x="0" y="0"/>
+                          <a:chExt cx="5918200" cy="12700"/>
+                        </a:xfrm>
+                      </wpg:grpSpPr>
+                      <wps:wsp>
+                        <wps:cNvPr id="1715" name="Shape 1715"/>
+                        <wps:cNvSpPr>
+                          <a:spLocks/>
+                        </wps:cNvSpPr>
+                        <wps:spPr>
+                          <a:xfrm>
+                            <a:off x="0" y="0"/>
+                            <a:ext cx="2832100" cy="0"/>
+                          </a:xfrm>
+                          <a:custGeom>
+                            <a:avLst/>
+                            <a:gdLst/>
+                            <a:ahLst/>
+                            <a:cxnLst/>
+                            <a:rect l="0" t="0" r="0" b="0"/>
+                            <a:pathLst>
+                              <a:path w="2832100">
+                                <a:moveTo>
+                                  <a:pt x="0" y="0"/>
+                                </a:moveTo>
+                                <a:lnTo>
+                                  <a:pt x="2832100" y="0"/>
+                                </a:lnTo>
+                              </a:path>
+                            </a:pathLst>
+                          </a:custGeom>
+                          <a:noFill/>
+                          <a:ln w="12700" cap="flat" cmpd="sng" algn="ctr">
+                            <a:solidFill>
+                              <a:srgbClr val="000000"/>
+                            </a:solidFill>
+                            <a:prstDash val="solid"/>
+                            <a:miter lim="127000"/>
+                          </a:ln>
+                          <a:effectLst/>
+                        </wps:spPr>
+                        <wps:bodyPr/>
+                      </wps:wsp>
+                      <wps:wsp>
+                        <wps:cNvPr id="1718" name="Shape 1718"/>
+                        <wps:cNvSpPr>
+                          <a:spLocks/>
+                        </wps:cNvSpPr>
+                        <wps:spPr>
+                          <a:xfrm>
+                            <a:off x="3086100" y="0"/>
+                            <a:ext cx="2832100" cy="0"/>
+                          </a:xfrm>
+                          <a:custGeom>
+                            <a:avLst/>
+                            <a:gdLst/>
+                            <a:ahLst/>
+                            <a:cxnLst/>
+                            <a:rect l="0" t="0" r="0" b="0"/>
+                            <a:pathLst>
+                              <a:path w="2832100">
+                                <a:moveTo>
+                                  <a:pt x="0" y="0"/>
+                                </a:moveTo>
+                                <a:lnTo>
+                                  <a:pt x="2832100" y="0"/>
+                                </a:lnTo>
+                              </a:path>
+                            </a:pathLst>
+                          </a:custGeom>
+                          <a:noFill/>
+                          <a:ln w="12700" cap="flat" cmpd="sng" algn="ctr">
+                            <a:solidFill>
+                              <a:srgbClr val="000000"/>
+                            </a:solidFill>
+                            <a:prstDash val="solid"/>
+                            <a:miter lim="127000"/>
+                          </a:ln>
+                          <a:effectLst/>
+                        </wps:spPr>
+                        <wps:bodyPr/>
+                      </wps:wsp>
+                    </wpg:wgp>
+                  </a:graphicData>
+                </a:graphic>
+              </wp:inline>
+            </w:drawing>
+          </mc:Choice>
+          <mc:Fallback>
+            <w:pict>
+              <v:group w14:anchorId="7A72FC56" id="Group 3" o:spid="_x0000_s1026" style="width:466pt;height:1pt;mso-position-horizontal-relative:char;mso-position-vertical-relative:line" coordsize="59182,127" o:gfxdata="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">
+                <v:shape id="Shape 1715" o:spid="_x0000_s1027" style="position:absolute;width:28321;height:0;visibility:visible;mso-wrap-style:square;v-text-anchor:top" coordsize="2832100,0" o:gfxdata="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" path="m,l2832100,e" filled="f" strokeweight="1pt">
+                  <v:stroke miterlimit="83231f" joinstyle="miter"/>
+                  <v:path arrowok="t" textboxrect="0,0,2832100,0"/>
+                </v:shape>
+                <v:shape id="Shape 1718" o:spid="_x0000_s1028" style="position:absolute;left:30861;width:28321;height:0;visibility:visible;mso-wrap-style:square;v-text-anchor:top" coordsize="2832100,0" o:gfxdata="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" path="m,l2832100,e" filled="f" strokeweight="1pt">
+                  <v:stroke miterlimit="83231f" joinstyle="miter"/>
+                  <v:path arrowok="t" textboxrect="0,0,2832100,0"/>
+                </v:shape>
+                <w10:anchorlock/>
+              </v:group>
+            </w:pict>
+          </mc:Fallback>
+        </mc:AlternateContent>
+      </w:r>
+    </w:p>
+    <w:p>
+      <w:pPr>
+        <w:tabs>
+          <w:tab w:val="center" w:pos="5047"/>
+        </w:tabs>
+        <w:spacing w:after="10" w:line="259" w:lineRule="auto"/>
+      </w:pPr>
+      <w:r>
+        <w:rPr>
+          <w:sz w:val="18"/>
+        </w:rPr>
+        <w:t>Date</w:t>
+      </w:r>
+      <w:r>
+        <w:t xml:space="preserve"> </w:t>
+      </w:r>
+      <w:r>
+        <w:tab/>
+      </w:r>
+      <w:r>
+        <w:rPr>
+          <w:sz w:val="18"/>
+        </w:rPr>
+        <w:t>Date</w:t>
+      </w:r>
+      <w:r>
+        <w:t xml:space="preserve"> </w:t>
+      </w:r>
+    </w:p>
     <w:p>
       <w:pPr>
         <w:rPr>
@@ -6874,8 +7968,8 @@
       </w:pPr>
     </w:p>
     <w:sectPr>
-      <w:headerReference w:type="default" r:id="rId8"/>
-      <w:footerReference w:type="default" r:id="rId9"/>
+      <w:headerReference w:type="default" r:id="rId10"/>
+      <w:footerReference w:type="default" r:id="rId11"/>
       <w:pgSz w:w="12240" w:h="15840"/>
       <w:pgMar w:top="1080" w:right="1080" w:bottom="1080" w:left="1080" w:header="708" w:footer="708" w:gutter="0"/>
       <w:cols w:space="720"/>
@@ -6935,6 +8029,7 @@
       </w:rPr>
       <w:t xml:space="preserve"> </w:t>
     </w:r>
+    <w:proofErr w:type="gramStart"/>
     <w:r>
       <w:rPr>
         <w:rFonts w:ascii="Arial" w:eastAsia="Arial" w:hAnsi="Arial" w:cs="Arial"/>
@@ -6943,7 +8038,37 @@
         <w:szCs w:val="18"/>
       </w:rPr>
       <w:tab/>
-      <w:t xml:space="preserve">  LU&amp;CAZ, LLC  |  Painting &amp; Carpentry</w:t>
+      <w:t xml:space="preserve">  LU</w:t>
+    </w:r>
+    <w:proofErr w:type="gramEnd"/>
+    <w:r>
+      <w:rPr>
+        <w:rFonts w:ascii="Arial" w:eastAsia="Arial" w:hAnsi="Arial" w:cs="Arial"/>
+        <w:color w:val="555555"/>
+        <w:sz w:val="18"/>
+        <w:szCs w:val="18"/>
+      </w:rPr>
+      <w:t xml:space="preserve">&amp;CAZ, </w:t>
+    </w:r>
+    <w:proofErr w:type="gramStart"/>
+    <w:r>
+      <w:rPr>
+        <w:rFonts w:ascii="Arial" w:eastAsia="Arial" w:hAnsi="Arial" w:cs="Arial"/>
+        <w:color w:val="555555"/>
+        <w:sz w:val="18"/>
+        <w:szCs w:val="18"/>
+      </w:rPr>
+      <w:t>LLC  |</w:t>
+    </w:r>
+    <w:proofErr w:type="gramEnd"/>
+    <w:r>
+      <w:rPr>
+        <w:rFonts w:ascii="Arial" w:eastAsia="Arial" w:hAnsi="Arial" w:cs="Arial"/>
+        <w:color w:val="555555"/>
+        <w:sz w:val="18"/>
+        <w:szCs w:val="18"/>
+      </w:rPr>
+      <w:t xml:space="preserve">  Painting &amp; Carpentry</w:t>
     </w:r>
   </w:p>
 </w:ftr>
@@ -6986,7 +8111,18 @@
         <w:sz w:val="18"/>
         <w:szCs w:val="18"/>
       </w:rPr>
-      <w:t>LU&amp;CAZ, LLC</w:t>
+      <w:t xml:space="preserve">LU&amp;CAZ, </w:t>
+    </w:r>
+    <w:proofErr w:type="gramStart"/>
+    <w:r>
+      <w:rPr>
+        <w:rFonts w:ascii="Arial" w:eastAsia="Arial" w:hAnsi="Arial" w:cs="Arial"/>
+        <w:b/>
+        <w:bCs/>
+        <w:sz w:val="18"/>
+        <w:szCs w:val="18"/>
+      </w:rPr>
+      <w:t>LLC</w:t>
     </w:r>
     <w:r>
       <w:rPr>
@@ -6994,7 +8130,16 @@
         <w:sz w:val="18"/>
         <w:szCs w:val="18"/>
       </w:rPr>
-      <w:t xml:space="preserve">  |  Painting &amp; Carpentry</w:t>
+      <w:t xml:space="preserve">  |</w:t>
+    </w:r>
+    <w:proofErr w:type="gramEnd"/>
+    <w:r>
+      <w:rPr>
+        <w:rFonts w:ascii="Arial" w:eastAsia="Arial" w:hAnsi="Arial" w:cs="Arial"/>
+        <w:sz w:val="18"/>
+        <w:szCs w:val="18"/>
+      </w:rPr>
+      <w:t xml:space="preserve">  Painting &amp; Carpentry</w:t>
     </w:r>
   </w:p>
   <w:p>
@@ -7009,7 +8154,47 @@
         <w:sz w:val="16"/>
         <w:szCs w:val="16"/>
       </w:rPr>
-      <w:t>17 Dale Avenue, Ossining, NY 10562  |  (914) 502-8761  |  lucazpainting@gmail.com</w:t>
+      <w:t xml:space="preserve">17 Dale Avenue, Ossining, NY </w:t>
+    </w:r>
+    <w:proofErr w:type="gramStart"/>
+    <w:r>
+      <w:rPr>
+        <w:rFonts w:ascii="Arial" w:eastAsia="Arial" w:hAnsi="Arial" w:cs="Arial"/>
+        <w:color w:val="555555"/>
+        <w:sz w:val="16"/>
+        <w:szCs w:val="16"/>
+      </w:rPr>
+      <w:t>10562  |</w:t>
+    </w:r>
+    <w:proofErr w:type="gramEnd"/>
+    <w:r>
+      <w:rPr>
+        <w:rFonts w:ascii="Arial" w:eastAsia="Arial" w:hAnsi="Arial" w:cs="Arial"/>
+        <w:color w:val="555555"/>
+        <w:sz w:val="16"/>
+        <w:szCs w:val="16"/>
+      </w:rPr>
+      <w:t xml:space="preserve">  (914) 502-</w:t>
+    </w:r>
+    <w:proofErr w:type="gramStart"/>
+    <w:r>
+      <w:rPr>
+        <w:rFonts w:ascii="Arial" w:eastAsia="Arial" w:hAnsi="Arial" w:cs="Arial"/>
+        <w:color w:val="555555"/>
+        <w:sz w:val="16"/>
+        <w:szCs w:val="16"/>
+      </w:rPr>
+      <w:t>8761  |</w:t>
+    </w:r>
+    <w:proofErr w:type="gramEnd"/>
+    <w:r>
+      <w:rPr>
+        <w:rFonts w:ascii="Arial" w:eastAsia="Arial" w:hAnsi="Arial" w:cs="Arial"/>
+        <w:color w:val="555555"/>
+        <w:sz w:val="16"/>
+        <w:szCs w:val="16"/>
+      </w:rPr>
+      <w:t xml:space="preserve">  lucazpainting@gmail.com</w:t>
     </w:r>
   </w:p>
 </w:hdr>
@@ -7814,6 +8999,21 @@
     <w:uiPriority w:val="99"/>
     <w:rsid w:val="00B9036B"/>
   </w:style>
+  <w:style w:type="paragraph" w:styleId="NormalWeb">
+    <w:name w:val="Normal (Web)"/>
+    <w:basedOn w:val="Normal"/>
+    <w:uiPriority w:val="99"/>
+    <w:semiHidden/>
+    <w:unhideWhenUsed/>
+    <w:rsid w:val="00EB25AF"/>
+    <w:pPr>
+      <w:spacing w:before="100" w:beforeAutospacing="1" w:after="100" w:afterAutospacing="1"/>
+    </w:pPr>
+    <w:rPr>
+      <w:sz w:val="24"/>
+      <w:szCs w:val="24"/>
+    </w:rPr>
+  </w:style>
 </w:styles>
 </file>
 
